--- a/report/Sanguino-Gómez_coping_strategies_Nature_Neuroscience_highlighted.docx
+++ b/report/Sanguino-Gómez_coping_strategies_Nature_Neuroscience_highlighted.docx
@@ -2462,27 +2462,30 @@
         <w:rPr>
           <w:color w:val="4D4D4D"/>
         </w:rPr>
-        <w:t>β = 0.005, SE = 0.002, z = 2.553, p = 0.011</w:t>
-      </w:r>
-      <w:r>
-        <w:rPr>
-          <w:color w:val="4D4D4D"/>
-        </w:rPr>
-        <w:t>, BH_FDR p = 0.019</w:t>
-      </w:r>
-      <w:r>
-        <w:rPr>
-          <w:color w:val="4D4D4D"/>
-        </w:rPr>
-        <w:t xml:space="preserve">; </w:t>
-      </w:r>
-      <w:r>
-        <w:rPr>
-          <w:b/>
-          <w:bCs/>
-          <w:color w:val="4D4D4D"/>
-        </w:rPr>
-        <w:t>Fig. 3F</w:t>
+      </w:r>
+      <w:r>
+        <w:rPr>
+          <w:color w:val="4D4D4D"/>
+          <w:highlight w:val="green"/>
+        </w:rPr>
+        <w:t>β = 0.005, SE = 0.002, z = 2.553, p = 0.011, BH_FDR p = 0.016; Fig. 3F</w:t>
+      </w:r>
+      <w:r>
+        <w:rPr>
+          <w:color w:val="4D4D4D"/>
+        </w:rPr>
+      </w:r>
+      <w:r>
+        <w:rPr>
+          <w:color w:val="4D4D4D"/>
+        </w:rPr>
+      </w:r>
+      <w:r>
+        <w:rPr>
+          <w:b/>
+          <w:bCs/>
+          <w:color w:val="4D4D4D"/>
+        </w:rPr>
       </w:r>
       <w:r>
         <w:rPr>
@@ -2572,33 +2575,37 @@
         <w:rPr>
           <w:b w:val="0"/>
         </w:rPr>
-        <w:t>(β = −0.013, SE = 0.007, z = −1.</w:t>
-      </w:r>
-      <w:r>
-        <w:rPr>
-          <w:b w:val="0"/>
-          <w:highlight w:val="yellow"/>
-        </w:rPr>
-        <w:t>915</w:t>
-      </w:r>
-      <w:r>
-        <w:rPr>
-          <w:b w:val="0"/>
-        </w:rPr>
-        <w:t>, p = 0.</w:t>
-      </w:r>
-      <w:r>
-        <w:rPr>
-          <w:b w:val="0"/>
-          <w:highlight w:val="yellow"/>
-        </w:rPr>
-        <w:t>055</w:t>
-      </w:r>
-      <w:r>
-        <w:rPr>
-          <w:b w:val="0"/>
-        </w:rPr>
-        <w:t xml:space="preserve">; Fig. 4E), </w:t>
+        <w:t>(</w:t>
+      </w:r>
+      <w:r>
+        <w:rPr>
+          <w:b w:val="0"/>
+          <w:highlight w:val="green"/>
+        </w:rPr>
+        <w:t>β = −0.013, SE = 0.007, z = −1.893, p = 0.058; Fig. 4E</w:t>
+      </w:r>
+      <w:r>
+        <w:rPr>
+          <w:b w:val="0"/>
+          <w:highlight w:val="yellow"/>
+        </w:rPr>
+      </w:r>
+      <w:r>
+        <w:rPr>
+          <w:b w:val="0"/>
+        </w:rPr>
+      </w:r>
+      <w:r>
+        <w:rPr>
+          <w:b w:val="0"/>
+          <w:highlight w:val="yellow"/>
+        </w:rPr>
+      </w:r>
+      <w:r>
+        <w:rPr>
+          <w:b w:val="0"/>
+        </w:rPr>
+        <w:t xml:space="preserve">), </w:t>
       </w:r>
       <w:r>
         <w:rPr>
@@ -2637,40 +2644,42 @@
         <w:rPr>
           <w:b w:val="0"/>
         </w:rPr>
-        <w:t xml:space="preserve"> a higher cumulative usage index (β = 0.064, SE = 0.028, z = 2.</w:t>
-      </w:r>
-      <w:r>
-        <w:rPr>
-          <w:b w:val="0"/>
-          <w:highlight w:val="yellow"/>
-        </w:rPr>
-        <w:t>250</w:t>
-      </w:r>
-      <w:r>
-        <w:rPr>
-          <w:b w:val="0"/>
-        </w:rPr>
-        <w:t>, p = 0.</w:t>
-      </w:r>
-      <w:r>
-        <w:rPr>
-          <w:b w:val="0"/>
-          <w:highlight w:val="yellow"/>
-        </w:rPr>
-        <w:t>024</w:t>
-      </w:r>
-      <w:r>
-        <w:rPr>
-          <w:b w:val="0"/>
-        </w:rPr>
-        <w:t xml:space="preserve">; Fig. </w:t>
-      </w:r>
-      <w:r>
-        <w:rPr>
-          <w:b w:val="0"/>
-          <w:highlight w:val="yellow"/>
-        </w:rPr>
-        <w:t>4H–I</w:t>
+        <w:t xml:space="preserve"> a higher cumulative usage index (</w:t>
+      </w:r>
+      <w:r>
+        <w:rPr>
+          <w:b w:val="0"/>
+          <w:highlight w:val="green"/>
+        </w:rPr>
+        <w:t>β = 0.064, SE = 0.030, z = 2.096, p = 0.036; Fig. 4H–I</w:t>
+      </w:r>
+      <w:r>
+        <w:rPr>
+          <w:b w:val="0"/>
+          <w:highlight w:val="yellow"/>
+        </w:rPr>
+      </w:r>
+      <w:r>
+        <w:rPr>
+          <w:b w:val="0"/>
+        </w:rPr>
+      </w:r>
+      <w:r>
+        <w:rPr>
+          <w:b w:val="0"/>
+          <w:highlight w:val="yellow"/>
+        </w:rPr>
+      </w:r>
+      <w:r>
+        <w:rPr>
+          <w:b w:val="0"/>
+        </w:rPr>
+      </w:r>
+      <w:r>
+        <w:rPr>
+          <w:b w:val="0"/>
+          <w:highlight w:val="yellow"/>
+        </w:rPr>
       </w:r>
       <w:r>
         <w:rPr>
@@ -2728,358 +2737,311 @@
         <w:rPr>
           <w:b w:val="0"/>
         </w:rPr>
-        <w:t>), freezing bouts were shorter (β = −0.094, SE = 0.</w:t>
-      </w:r>
-      <w:r>
-        <w:rPr>
-          <w:b w:val="0"/>
-          <w:highlight w:val="yellow"/>
-        </w:rPr>
-        <w:t>033</w:t>
-      </w:r>
-      <w:r>
-        <w:rPr>
-          <w:b w:val="0"/>
-        </w:rPr>
-        <w:t>, z = −2.</w:t>
-      </w:r>
-      <w:r>
-        <w:rPr>
-          <w:b w:val="0"/>
-          <w:highlight w:val="yellow"/>
-        </w:rPr>
-        <w:t>824</w:t>
-      </w:r>
-      <w:r>
-        <w:rPr>
-          <w:b w:val="0"/>
-        </w:rPr>
-        <w:t>, p = 0.</w:t>
-      </w:r>
-      <w:r>
-        <w:rPr>
-          <w:b w:val="0"/>
-          <w:highlight w:val="yellow"/>
-        </w:rPr>
-        <w:t>005</w:t>
-      </w:r>
-      <w:r>
-        <w:rPr>
-          <w:b w:val="0"/>
-        </w:rPr>
-        <w:t xml:space="preserve">, </w:t>
-      </w:r>
-      <w:r>
-        <w:rPr>
-          <w:b w:val="0"/>
-          <w:highlight w:val="yellow"/>
-        </w:rPr>
-        <w:t>BH-FDR</w:t>
-      </w:r>
-      <w:r>
-        <w:rPr>
-          <w:b w:val="0"/>
-        </w:rPr>
-        <w:t xml:space="preserve"> p = 0.</w:t>
-      </w:r>
-      <w:r>
-        <w:rPr>
-          <w:b w:val="0"/>
-          <w:highlight w:val="yellow"/>
-        </w:rPr>
-        <w:t>017</w:t>
-      </w:r>
-      <w:r>
-        <w:rPr>
-          <w:b w:val="0"/>
-        </w:rPr>
-        <w:t xml:space="preserve">; Fig. 4K), </w:t>
-      </w:r>
-      <w:r>
-        <w:rPr>
-          <w:b w:val="0"/>
-          <w:highlight w:val="yellow"/>
-        </w:rPr>
-        <w:t>whereas</w:t>
-      </w:r>
-      <w:r>
-        <w:rPr>
-          <w:b w:val="0"/>
-        </w:rPr>
-        <w:t xml:space="preserve"> sniffing (β = 0.321,</w:t>
-      </w:r>
-      <w:r>
-        <w:rPr>
-          <w:b w:val="0"/>
-          <w:highlight w:val="yellow"/>
-        </w:rPr>
-        <w:t xml:space="preserve"> </w:t>
-      </w:r>
-      <w:r>
-        <w:rPr>
-          <w:b w:val="0"/>
-        </w:rPr>
-        <w:t>SE = 0.</w:t>
-      </w:r>
-      <w:r>
-        <w:rPr>
-          <w:b w:val="0"/>
-          <w:highlight w:val="yellow"/>
-        </w:rPr>
-        <w:t>126</w:t>
-      </w:r>
-      <w:r>
-        <w:rPr>
-          <w:b w:val="0"/>
-        </w:rPr>
-        <w:t>, z = 2.</w:t>
-      </w:r>
-      <w:r>
-        <w:rPr>
-          <w:b w:val="0"/>
-          <w:highlight w:val="yellow"/>
-        </w:rPr>
-        <w:t>540</w:t>
-      </w:r>
-      <w:r>
-        <w:rPr>
-          <w:b w:val="0"/>
-        </w:rPr>
-        <w:t>, p = 0.</w:t>
-      </w:r>
-      <w:r>
-        <w:rPr>
-          <w:b w:val="0"/>
-          <w:highlight w:val="yellow"/>
-        </w:rPr>
-        <w:t>011</w:t>
-      </w:r>
-      <w:r>
-        <w:rPr>
-          <w:b w:val="0"/>
-        </w:rPr>
-        <w:t xml:space="preserve">, </w:t>
-      </w:r>
-      <w:r>
-        <w:rPr>
-          <w:b w:val="0"/>
-          <w:highlight w:val="yellow"/>
-        </w:rPr>
-        <w:t>BH-FDR</w:t>
-      </w:r>
-      <w:r>
-        <w:rPr>
-          <w:b w:val="0"/>
-        </w:rPr>
-        <w:t xml:space="preserve"> p = 0.</w:t>
-      </w:r>
-      <w:r>
-        <w:rPr>
-          <w:b w:val="0"/>
-          <w:highlight w:val="yellow"/>
-        </w:rPr>
-        <w:t>026</w:t>
-      </w:r>
-      <w:r>
-        <w:rPr>
-          <w:b w:val="0"/>
-        </w:rPr>
-        <w:t xml:space="preserve">; Fig. 4L) and turning </w:t>
-      </w:r>
-      <w:r>
-        <w:rPr>
-          <w:b w:val="0"/>
-          <w:highlight w:val="yellow"/>
-        </w:rPr>
-        <w:t xml:space="preserve">bouts </w:t>
-      </w:r>
-      <w:r>
-        <w:rPr>
-          <w:b w:val="0"/>
-        </w:rPr>
-        <w:t>(β =</w:t>
-      </w:r>
-      <w:r>
-        <w:rPr>
-          <w:b w:val="0"/>
-          <w:highlight w:val="yellow"/>
-        </w:rPr>
-        <w:t xml:space="preserve"> </w:t>
-      </w:r>
-      <w:r>
-        <w:rPr>
-          <w:b w:val="0"/>
-        </w:rPr>
-        <w:t>0.164, SE = 0.</w:t>
-      </w:r>
-      <w:r>
-        <w:rPr>
-          <w:b w:val="0"/>
-          <w:highlight w:val="yellow"/>
-        </w:rPr>
-        <w:t>058</w:t>
-      </w:r>
-      <w:r>
-        <w:rPr>
-          <w:b w:val="0"/>
-        </w:rPr>
-        <w:t>, z = 2.</w:t>
-      </w:r>
-      <w:r>
-        <w:rPr>
-          <w:b w:val="0"/>
-          <w:highlight w:val="yellow"/>
-        </w:rPr>
-        <w:t>824</w:t>
-      </w:r>
-      <w:r>
-        <w:rPr>
-          <w:b w:val="0"/>
-        </w:rPr>
-        <w:t>, p = 0.</w:t>
-      </w:r>
-      <w:r>
-        <w:rPr>
-          <w:b w:val="0"/>
-          <w:highlight w:val="yellow"/>
-        </w:rPr>
-        <w:t>005</w:t>
-      </w:r>
-      <w:r>
-        <w:rPr>
-          <w:b w:val="0"/>
-        </w:rPr>
-        <w:t xml:space="preserve">, </w:t>
-      </w:r>
-      <w:r>
-        <w:rPr>
-          <w:b w:val="0"/>
-          <w:highlight w:val="yellow"/>
-        </w:rPr>
-        <w:t>BH-FDR</w:t>
-      </w:r>
-      <w:r>
-        <w:rPr>
-          <w:b w:val="0"/>
-        </w:rPr>
-        <w:t xml:space="preserve"> p = 0.</w:t>
-      </w:r>
-      <w:r>
-        <w:rPr>
-          <w:b w:val="0"/>
-          <w:highlight w:val="yellow"/>
-        </w:rPr>
-        <w:t>017</w:t>
-      </w:r>
-      <w:r>
-        <w:rPr>
-          <w:b w:val="0"/>
-        </w:rPr>
-        <w:t xml:space="preserve">; Fig. 4N) </w:t>
-      </w:r>
-      <w:r>
-        <w:rPr>
-          <w:b w:val="0"/>
-          <w:highlight w:val="yellow"/>
-        </w:rPr>
-        <w:t>were</w:t>
-      </w:r>
-      <w:r>
-        <w:rPr>
-          <w:b w:val="0"/>
-        </w:rPr>
-        <w:t xml:space="preserve"> </w:t>
-      </w:r>
-      <w:r>
-        <w:rPr>
-          <w:b w:val="0"/>
-          <w:highlight w:val="yellow"/>
-        </w:rPr>
-        <w:t>longer</w:t>
-      </w:r>
-      <w:r>
-        <w:rPr>
-          <w:b w:val="0"/>
-        </w:rPr>
-        <w:t xml:space="preserve">. </w:t>
-      </w:r>
-      <w:r>
-        <w:rPr>
-          <w:b w:val="0"/>
-          <w:highlight w:val="yellow"/>
-        </w:rPr>
-        <w:t>Thus</w:t>
-      </w:r>
-      <w:r>
-        <w:rPr>
-          <w:b w:val="0"/>
-        </w:rPr>
-        <w:t xml:space="preserve">, ELS </w:t>
-      </w:r>
-      <w:r>
-        <w:rPr>
-          <w:b w:val="0"/>
-          <w:highlight w:val="yellow"/>
-        </w:rPr>
-        <w:t>altered</w:t>
-      </w:r>
-      <w:r>
-        <w:rPr>
-          <w:b w:val="0"/>
-        </w:rPr>
-        <w:t xml:space="preserve"> </w:t>
-      </w:r>
-      <w:r>
-        <w:rPr>
-          <w:b w:val="0"/>
-          <w:highlight w:val="yellow"/>
-        </w:rPr>
-        <w:t>the</w:t>
-      </w:r>
-      <w:r>
-        <w:rPr>
-          <w:b w:val="0"/>
-        </w:rPr>
-        <w:t xml:space="preserve"> </w:t>
-      </w:r>
-      <w:r>
-        <w:rPr>
-          <w:b w:val="0"/>
-          <w:highlight w:val="yellow"/>
-        </w:rPr>
-        <w:t>balance</w:t>
-      </w:r>
-      <w:r>
-        <w:rPr>
-          <w:b w:val="0"/>
-        </w:rPr>
-        <w:t xml:space="preserve"> </w:t>
-      </w:r>
-      <w:r>
-        <w:rPr>
-          <w:b w:val="0"/>
-          <w:highlight w:val="yellow"/>
-        </w:rPr>
-        <w:t>of</w:t>
-      </w:r>
-      <w:r>
-        <w:rPr>
-          <w:b w:val="0"/>
-        </w:rPr>
-        <w:t xml:space="preserve"> passive and active </w:t>
-      </w:r>
-      <w:r>
-        <w:rPr>
-          <w:b w:val="0"/>
-          <w:highlight w:val="yellow"/>
-        </w:rPr>
-        <w:t>bouts and increased dominance by the most-used motifs, while the reduction in Simpson diversity remained a statistical trend</w:t>
-      </w:r>
-      <w:r>
-        <w:rPr>
-          <w:b w:val="0"/>
-        </w:rPr>
-        <w:t>.</w:t>
+        <w:t xml:space="preserve">), </w:t>
+      </w:r>
+      <w:r>
+        <w:rPr>
+          <w:b w:val="0"/>
+          <w:highlight w:val="green"/>
+        </w:rPr>
+        <w:t>freezing bout duration did not differ significantly (Fig. 4K), whereas sniffing (β = 0.321, SE = 0.147, z = 2.182, p = 0.029, BH-FDR p = 0.102; Fig. 4L) and turning bouts (β = 0.164, SE = 0.071, z = 2.318, p = 0.020, BH-FDR p = 0.102; Fig. 4N) were nominally longer but did not survive FDR correction. Thus, ELS increased dominance by the most-used motifs, while the bout-level prolongation of active behaviors was nominal and the reduction in Simpson diversity remained a statistical trend.</w:t>
+      </w:r>
+      <w:r>
+        <w:rPr>
+          <w:b w:val="0"/>
+          <w:highlight w:val="yellow"/>
+        </w:rPr>
+      </w:r>
+      <w:r>
+        <w:rPr>
+          <w:b w:val="0"/>
+        </w:rPr>
+      </w:r>
+      <w:r>
+        <w:rPr>
+          <w:b w:val="0"/>
+          <w:highlight w:val="yellow"/>
+        </w:rPr>
+      </w:r>
+      <w:r>
+        <w:rPr>
+          <w:b w:val="0"/>
+        </w:rPr>
+      </w:r>
+      <w:r>
+        <w:rPr>
+          <w:b w:val="0"/>
+          <w:highlight w:val="yellow"/>
+        </w:rPr>
+      </w:r>
+      <w:r>
+        <w:rPr>
+          <w:b w:val="0"/>
+        </w:rPr>
+      </w:r>
+      <w:r>
+        <w:rPr>
+          <w:b w:val="0"/>
+          <w:highlight w:val="yellow"/>
+        </w:rPr>
+      </w:r>
+      <w:r>
+        <w:rPr>
+          <w:b w:val="0"/>
+        </w:rPr>
+      </w:r>
+      <w:r>
+        <w:rPr>
+          <w:b w:val="0"/>
+          <w:highlight w:val="yellow"/>
+        </w:rPr>
+      </w:r>
+      <w:r>
+        <w:rPr>
+          <w:b w:val="0"/>
+        </w:rPr>
+      </w:r>
+      <w:r>
+        <w:rPr>
+          <w:b w:val="0"/>
+          <w:highlight w:val="yellow"/>
+        </w:rPr>
+      </w:r>
+      <w:r>
+        <w:rPr>
+          <w:b w:val="0"/>
+        </w:rPr>
+      </w:r>
+      <w:r>
+        <w:rPr>
+          <w:b w:val="0"/>
+          <w:highlight w:val="yellow"/>
+        </w:rPr>
+      </w:r>
+      <w:r>
+        <w:rPr>
+          <w:b w:val="0"/>
+        </w:rPr>
+      </w:r>
+      <w:r>
+        <w:rPr>
+          <w:b w:val="0"/>
+          <w:highlight w:val="yellow"/>
+        </w:rPr>
+      </w:r>
+      <w:r>
+        <w:rPr>
+          <w:b w:val="0"/>
+        </w:rPr>
+      </w:r>
+      <w:r>
+        <w:rPr>
+          <w:b w:val="0"/>
+          <w:highlight w:val="yellow"/>
+        </w:rPr>
+      </w:r>
+      <w:r>
+        <w:rPr>
+          <w:b w:val="0"/>
+        </w:rPr>
+      </w:r>
+      <w:r>
+        <w:rPr>
+          <w:b w:val="0"/>
+          <w:highlight w:val="yellow"/>
+        </w:rPr>
+      </w:r>
+      <w:r>
+        <w:rPr>
+          <w:b w:val="0"/>
+        </w:rPr>
+      </w:r>
+      <w:r>
+        <w:rPr>
+          <w:b w:val="0"/>
+          <w:highlight w:val="yellow"/>
+        </w:rPr>
+      </w:r>
+      <w:r>
+        <w:rPr>
+          <w:b w:val="0"/>
+        </w:rPr>
+      </w:r>
+      <w:r>
+        <w:rPr>
+          <w:b w:val="0"/>
+          <w:highlight w:val="yellow"/>
+        </w:rPr>
+      </w:r>
+      <w:r>
+        <w:rPr>
+          <w:b w:val="0"/>
+        </w:rPr>
+      </w:r>
+      <w:r>
+        <w:rPr>
+          <w:b w:val="0"/>
+          <w:highlight w:val="yellow"/>
+        </w:rPr>
+      </w:r>
+      <w:r>
+        <w:rPr>
+          <w:b w:val="0"/>
+        </w:rPr>
+      </w:r>
+      <w:r>
+        <w:rPr>
+          <w:b w:val="0"/>
+          <w:highlight w:val="yellow"/>
+        </w:rPr>
+      </w:r>
+      <w:r>
+        <w:rPr>
+          <w:b w:val="0"/>
+        </w:rPr>
+      </w:r>
+      <w:r>
+        <w:rPr>
+          <w:b w:val="0"/>
+          <w:highlight w:val="yellow"/>
+        </w:rPr>
+      </w:r>
+      <w:r>
+        <w:rPr>
+          <w:b w:val="0"/>
+        </w:rPr>
+      </w:r>
+      <w:r>
+        <w:rPr>
+          <w:b w:val="0"/>
+          <w:highlight w:val="yellow"/>
+        </w:rPr>
+      </w:r>
+      <w:r>
+        <w:rPr>
+          <w:b w:val="0"/>
+        </w:rPr>
+      </w:r>
+      <w:r>
+        <w:rPr>
+          <w:b w:val="0"/>
+          <w:highlight w:val="yellow"/>
+        </w:rPr>
+      </w:r>
+      <w:r>
+        <w:rPr>
+          <w:b w:val="0"/>
+        </w:rPr>
+      </w:r>
+      <w:r>
+        <w:rPr>
+          <w:b w:val="0"/>
+          <w:highlight w:val="yellow"/>
+        </w:rPr>
+      </w:r>
+      <w:r>
+        <w:rPr>
+          <w:b w:val="0"/>
+        </w:rPr>
+      </w:r>
+      <w:r>
+        <w:rPr>
+          <w:b w:val="0"/>
+          <w:highlight w:val="yellow"/>
+        </w:rPr>
+      </w:r>
+      <w:r>
+        <w:rPr>
+          <w:b w:val="0"/>
+        </w:rPr>
+      </w:r>
+      <w:r>
+        <w:rPr>
+          <w:b w:val="0"/>
+          <w:highlight w:val="yellow"/>
+        </w:rPr>
+      </w:r>
+      <w:r>
+        <w:rPr>
+          <w:b w:val="0"/>
+        </w:rPr>
+      </w:r>
+      <w:r>
+        <w:rPr>
+          <w:b w:val="0"/>
+          <w:highlight w:val="yellow"/>
+        </w:rPr>
+      </w:r>
+      <w:r>
+        <w:rPr>
+          <w:b w:val="0"/>
+        </w:rPr>
+      </w:r>
+      <w:r>
+        <w:rPr>
+          <w:b w:val="0"/>
+          <w:highlight w:val="yellow"/>
+        </w:rPr>
+      </w:r>
+      <w:r>
+        <w:rPr>
+          <w:b w:val="0"/>
+        </w:rPr>
+      </w:r>
+      <w:r>
+        <w:rPr>
+          <w:b w:val="0"/>
+          <w:highlight w:val="yellow"/>
+        </w:rPr>
+      </w:r>
+      <w:r>
+        <w:rPr>
+          <w:b w:val="0"/>
+        </w:rPr>
+      </w:r>
+      <w:r>
+        <w:rPr>
+          <w:b w:val="0"/>
+          <w:highlight w:val="yellow"/>
+        </w:rPr>
+      </w:r>
+      <w:r>
+        <w:rPr>
+          <w:b w:val="0"/>
+        </w:rPr>
+      </w:r>
+      <w:r>
+        <w:rPr>
+          <w:b w:val="0"/>
+          <w:highlight w:val="yellow"/>
+        </w:rPr>
+      </w:r>
+      <w:r>
+        <w:rPr>
+          <w:b w:val="0"/>
+        </w:rPr>
+      </w:r>
+      <w:r>
+        <w:rPr>
+          <w:b w:val="0"/>
+          <w:highlight w:val="yellow"/>
+        </w:rPr>
+      </w:r>
+      <w:r>
+        <w:rPr>
+          <w:b w:val="0"/>
+        </w:rPr>
+      </w:r>
+      <w:r>
+        <w:rPr>
+          <w:b w:val="0"/>
+          <w:highlight w:val="yellow"/>
+        </w:rPr>
+      </w:r>
+      <w:r>
+        <w:rPr>
+          <w:b w:val="0"/>
+        </w:rPr>
       </w:r>
     </w:p>
     <w:p>
@@ -3179,572 +3141,491 @@
           <w:b w:val="0"/>
           <w:highlight w:val="yellow"/>
         </w:rPr>
-        <w:t>recurrence</w:t>
-      </w:r>
-      <w:r>
-        <w:rPr>
-          <w:b w:val="0"/>
-        </w:rPr>
-        <w:t xml:space="preserve"> showed a trend </w:t>
-      </w:r>
-      <w:r>
-        <w:rPr>
-          <w:b w:val="0"/>
-          <w:highlight w:val="yellow"/>
-        </w:rPr>
-        <w:t>toward</w:t>
-      </w:r>
-      <w:r>
-        <w:rPr>
-          <w:b w:val="0"/>
-        </w:rPr>
-        <w:t xml:space="preserve"> </w:t>
-      </w:r>
-      <w:r>
-        <w:rPr>
-          <w:b w:val="0"/>
-          <w:highlight w:val="yellow"/>
-        </w:rPr>
-        <w:t>an increase</w:t>
-      </w:r>
-      <w:r>
-        <w:rPr>
-          <w:b w:val="0"/>
-        </w:rPr>
-        <w:t xml:space="preserve"> in </w:t>
-      </w:r>
-      <w:r>
-        <w:rPr>
-          <w:b w:val="0"/>
-          <w:highlight w:val="yellow"/>
-        </w:rPr>
-        <w:t>ELS</w:t>
-      </w:r>
-      <w:r>
-        <w:rPr>
-          <w:b w:val="0"/>
-        </w:rPr>
-        <w:t xml:space="preserve"> </w:t>
-      </w:r>
-      <w:r>
-        <w:rPr>
-          <w:b w:val="0"/>
-          <w:highlight w:val="yellow"/>
-        </w:rPr>
-        <w:t>animals</w:t>
-      </w:r>
-      <w:r>
-        <w:rPr>
-          <w:b w:val="0"/>
-        </w:rPr>
-        <w:t xml:space="preserve"> (β = 0.013, SE = 0.007, z = 1.</w:t>
-      </w:r>
-      <w:r>
-        <w:rPr>
-          <w:b w:val="0"/>
-          <w:highlight w:val="yellow"/>
-        </w:rPr>
-        <w:t>908,</w:t>
-      </w:r>
-      <w:r>
-        <w:rPr>
-          <w:b w:val="0"/>
-        </w:rPr>
-        <w:t xml:space="preserve"> p = 0.</w:t>
-      </w:r>
-      <w:r>
-        <w:rPr>
-          <w:b w:val="0"/>
-          <w:highlight w:val="yellow"/>
-        </w:rPr>
-        <w:t>056;</w:t>
-      </w:r>
-      <w:r>
-        <w:rPr>
-          <w:b w:val="0"/>
-        </w:rPr>
-        <w:t xml:space="preserve"> Fig. 4U)</w:t>
-      </w:r>
-      <w:r>
-        <w:rPr>
-          <w:b w:val="0"/>
-          <w:highlight w:val="yellow"/>
-        </w:rPr>
-        <w:t>.</w:t>
-      </w:r>
-      <w:r>
-        <w:rPr>
-          <w:b w:val="0"/>
-        </w:rPr>
-        <w:t xml:space="preserve"> </w:t>
-      </w:r>
-      <w:r>
-        <w:rPr>
-          <w:b w:val="0"/>
-          <w:highlight w:val="yellow"/>
-        </w:rPr>
-        <w:t>Determinism</w:t>
-      </w:r>
-      <w:r>
-        <w:rPr>
-          <w:b w:val="0"/>
-        </w:rPr>
-        <w:t xml:space="preserve"> </w:t>
-      </w:r>
-      <w:r>
-        <w:rPr>
-          <w:b w:val="0"/>
-          <w:highlight w:val="yellow"/>
-        </w:rPr>
-        <w:t>was</w:t>
-      </w:r>
-      <w:r>
-        <w:rPr>
-          <w:b w:val="0"/>
-        </w:rPr>
-        <w:t xml:space="preserve"> </w:t>
-      </w:r>
-      <w:r>
-        <w:rPr>
-          <w:b w:val="0"/>
-          <w:highlight w:val="yellow"/>
-        </w:rPr>
-        <w:t>significantly higher</w:t>
-      </w:r>
-      <w:r>
-        <w:rPr>
-          <w:b w:val="0"/>
-        </w:rPr>
-        <w:t xml:space="preserve"> in </w:t>
-      </w:r>
-      <w:r>
-        <w:rPr>
-          <w:b w:val="0"/>
-          <w:highlight w:val="yellow"/>
-        </w:rPr>
-        <w:t>ELS animals</w:t>
-      </w:r>
-      <w:r>
-        <w:rPr>
-          <w:b w:val="0"/>
-        </w:rPr>
-        <w:t xml:space="preserve"> (β = 0.016, SE = 0.007, z = 2.167</w:t>
-      </w:r>
-      <w:r>
-        <w:rPr>
-          <w:b w:val="0"/>
-          <w:highlight w:val="yellow"/>
-        </w:rPr>
-        <w:t>,</w:t>
-      </w:r>
-      <w:r>
-        <w:rPr>
-          <w:b w:val="0"/>
-        </w:rPr>
-        <w:t xml:space="preserve"> p = 0.030</w:t>
-      </w:r>
-      <w:r>
-        <w:rPr>
-          <w:b w:val="0"/>
-          <w:highlight w:val="yellow"/>
-        </w:rPr>
-        <w:t>;</w:t>
-      </w:r>
-      <w:r>
-        <w:rPr>
-          <w:b w:val="0"/>
-        </w:rPr>
-        <w:t xml:space="preserve"> Fig. 4V), </w:t>
-      </w:r>
-      <w:r>
-        <w:rPr>
-          <w:b w:val="0"/>
-          <w:highlight w:val="yellow"/>
-        </w:rPr>
-        <w:t>whereas</w:t>
-      </w:r>
-      <w:r>
-        <w:rPr>
-          <w:b w:val="0"/>
-        </w:rPr>
-        <w:t xml:space="preserve"> </w:t>
-      </w:r>
-      <w:r>
-        <w:rPr>
-          <w:b w:val="0"/>
-          <w:highlight w:val="yellow"/>
-        </w:rPr>
-        <w:t>Markov</w:t>
-      </w:r>
-      <w:r>
-        <w:rPr>
-          <w:b w:val="0"/>
-        </w:rPr>
-        <w:t xml:space="preserve"> </w:t>
-      </w:r>
-      <w:r>
-        <w:rPr>
-          <w:b w:val="0"/>
-          <w:highlight w:val="yellow"/>
-        </w:rPr>
-        <w:t>entropy</w:t>
-      </w:r>
-      <w:r>
-        <w:rPr>
-          <w:b w:val="0"/>
-        </w:rPr>
-        <w:t xml:space="preserve"> was </w:t>
-      </w:r>
-      <w:r>
-        <w:rPr>
-          <w:b w:val="0"/>
-          <w:highlight w:val="yellow"/>
-        </w:rPr>
-        <w:t>unchanged (β = −0.041</w:t>
-      </w:r>
-      <w:r>
-        <w:rPr>
-          <w:b w:val="0"/>
-        </w:rPr>
-        <w:t xml:space="preserve">, </w:t>
-      </w:r>
-      <w:r>
-        <w:rPr>
-          <w:b w:val="0"/>
-          <w:highlight w:val="yellow"/>
-        </w:rPr>
-        <w:t>SE</w:t>
-      </w:r>
-      <w:r>
-        <w:rPr>
-          <w:b w:val="0"/>
-        </w:rPr>
-        <w:t xml:space="preserve"> </w:t>
-      </w:r>
-      <w:r>
-        <w:rPr>
-          <w:b w:val="0"/>
-          <w:highlight w:val="yellow"/>
-        </w:rPr>
-        <w:t>=</w:t>
-      </w:r>
-      <w:r>
-        <w:rPr>
-          <w:b w:val="0"/>
-        </w:rPr>
-        <w:t xml:space="preserve"> </w:t>
-      </w:r>
-      <w:r>
-        <w:rPr>
-          <w:b w:val="0"/>
-          <w:highlight w:val="yellow"/>
-        </w:rPr>
-        <w:t>0.025,</w:t>
-      </w:r>
-      <w:r>
-        <w:rPr>
-          <w:b w:val="0"/>
-        </w:rPr>
-        <w:t xml:space="preserve"> </w:t>
-      </w:r>
-      <w:r>
-        <w:rPr>
-          <w:b w:val="0"/>
-          <w:highlight w:val="yellow"/>
-        </w:rPr>
-        <w:t>z</w:t>
-      </w:r>
-      <w:r>
-        <w:rPr>
-          <w:b w:val="0"/>
-        </w:rPr>
-        <w:t xml:space="preserve"> </w:t>
-      </w:r>
-      <w:r>
-        <w:rPr>
-          <w:b w:val="0"/>
-          <w:highlight w:val="yellow"/>
-        </w:rPr>
-        <w:t>=</w:t>
-      </w:r>
-      <w:r>
-        <w:rPr>
-          <w:b w:val="0"/>
-        </w:rPr>
-        <w:t xml:space="preserve"> </w:t>
-      </w:r>
-      <w:r>
-        <w:rPr>
-          <w:b w:val="0"/>
-          <w:highlight w:val="yellow"/>
-        </w:rPr>
-        <w:t>−1.638,</w:t>
-      </w:r>
-      <w:r>
-        <w:rPr>
-          <w:b w:val="0"/>
-        </w:rPr>
-        <w:t xml:space="preserve"> </w:t>
-      </w:r>
-      <w:r>
-        <w:rPr>
-          <w:b w:val="0"/>
-          <w:highlight w:val="yellow"/>
-        </w:rPr>
-        <w:t>p</w:t>
-      </w:r>
-      <w:r>
-        <w:rPr>
-          <w:b w:val="0"/>
-        </w:rPr>
-        <w:t xml:space="preserve"> </w:t>
-      </w:r>
-      <w:r>
-        <w:rPr>
-          <w:b w:val="0"/>
-          <w:highlight w:val="yellow"/>
-        </w:rPr>
-        <w:t>=</w:t>
-      </w:r>
-      <w:r>
-        <w:rPr>
-          <w:b w:val="0"/>
-        </w:rPr>
-        <w:t xml:space="preserve"> </w:t>
-      </w:r>
-      <w:r>
-        <w:rPr>
-          <w:b w:val="0"/>
-          <w:highlight w:val="yellow"/>
-        </w:rPr>
-        <w:t>0.102;</w:t>
-      </w:r>
-      <w:r>
-        <w:rPr>
-          <w:b w:val="0"/>
-        </w:rPr>
-        <w:t xml:space="preserve"> </w:t>
-      </w:r>
-      <w:r>
-        <w:rPr>
-          <w:b w:val="0"/>
-          <w:highlight w:val="yellow"/>
-        </w:rPr>
-        <w:t>Fig</w:t>
-      </w:r>
-      <w:r>
-        <w:rPr>
-          <w:b w:val="0"/>
-        </w:rPr>
-        <w:t xml:space="preserve">. </w:t>
-      </w:r>
-      <w:r>
-        <w:rPr>
-          <w:b w:val="0"/>
-          <w:highlight w:val="yellow"/>
-        </w:rPr>
-        <w:t>4W)</w:t>
-      </w:r>
-      <w:r>
-        <w:rPr>
-          <w:b w:val="0"/>
-        </w:rPr>
-        <w:t xml:space="preserve">. These results </w:t>
-      </w:r>
-      <w:r>
-        <w:rPr>
-          <w:b w:val="0"/>
-          <w:highlight w:val="yellow"/>
-        </w:rPr>
-        <w:t>support</w:t>
-      </w:r>
-      <w:r>
-        <w:rPr>
-          <w:b w:val="0"/>
-        </w:rPr>
-        <w:t xml:space="preserve"> </w:t>
-      </w:r>
-      <w:r>
-        <w:rPr>
-          <w:b w:val="0"/>
-          <w:highlight w:val="yellow"/>
-        </w:rPr>
-        <w:t>greater predictability of</w:t>
-      </w:r>
-      <w:r>
-        <w:rPr>
-          <w:b w:val="0"/>
-        </w:rPr>
-        <w:t xml:space="preserve"> ELS </w:t>
-      </w:r>
-      <w:r>
-        <w:rPr>
-          <w:b w:val="0"/>
-          <w:highlight w:val="yellow"/>
-        </w:rPr>
-        <w:t>sequences</w:t>
-      </w:r>
-      <w:r>
-        <w:rPr>
-          <w:b w:val="0"/>
-        </w:rPr>
-        <w:t xml:space="preserve"> </w:t>
-      </w:r>
-      <w:r>
-        <w:rPr>
-          <w:b w:val="0"/>
-          <w:highlight w:val="yellow"/>
-        </w:rPr>
-        <w:t>through</w:t>
-      </w:r>
-      <w:r>
-        <w:rPr>
-          <w:b w:val="0"/>
-        </w:rPr>
-        <w:t xml:space="preserve"> </w:t>
-      </w:r>
-      <w:r>
-        <w:rPr>
-          <w:b w:val="0"/>
-          <w:highlight w:val="yellow"/>
-        </w:rPr>
-        <w:t>increased</w:t>
-      </w:r>
-      <w:r>
-        <w:rPr>
-          <w:b w:val="0"/>
-        </w:rPr>
-        <w:t xml:space="preserve"> </w:t>
-      </w:r>
-      <w:r>
-        <w:rPr>
-          <w:b w:val="0"/>
-          <w:highlight w:val="yellow"/>
-        </w:rPr>
-        <w:t>determinism,</w:t>
-      </w:r>
-      <w:r>
-        <w:rPr>
-          <w:b w:val="0"/>
-        </w:rPr>
-        <w:t xml:space="preserve"> </w:t>
-      </w:r>
-      <w:r>
-        <w:rPr>
-          <w:b w:val="0"/>
-          <w:highlight w:val="yellow"/>
-        </w:rPr>
-        <w:t>while evidence for higher recurrence was near threshold</w:t>
-      </w:r>
-      <w:r>
-        <w:rPr>
-          <w:b w:val="0"/>
-        </w:rPr>
-        <w:t xml:space="preserve"> and </w:t>
-      </w:r>
-      <w:r>
-        <w:rPr>
-          <w:b w:val="0"/>
-          <w:highlight w:val="yellow"/>
-        </w:rPr>
-        <w:t>neither</w:t>
-      </w:r>
-      <w:r>
-        <w:rPr>
-          <w:b w:val="0"/>
-        </w:rPr>
-        <w:t xml:space="preserve"> </w:t>
-      </w:r>
-      <w:r>
-        <w:rPr>
-          <w:b w:val="0"/>
-          <w:highlight w:val="yellow"/>
-        </w:rPr>
-        <w:t>sequence</w:t>
-      </w:r>
-      <w:r>
-        <w:rPr>
-          <w:b w:val="0"/>
-        </w:rPr>
-        <w:t xml:space="preserve"> </w:t>
-      </w:r>
-      <w:r>
-        <w:rPr>
-          <w:b w:val="0"/>
-          <w:highlight w:val="yellow"/>
-        </w:rPr>
-        <w:t>complexity</w:t>
-      </w:r>
-      <w:r>
-        <w:rPr>
-          <w:b w:val="0"/>
-        </w:rPr>
-        <w:t xml:space="preserve"> </w:t>
-      </w:r>
-      <w:r>
-        <w:rPr>
-          <w:b w:val="0"/>
-          <w:highlight w:val="yellow"/>
-        </w:rPr>
-        <w:t>nor</w:t>
-      </w:r>
-      <w:r>
-        <w:rPr>
-          <w:b w:val="0"/>
-        </w:rPr>
-        <w:t xml:space="preserve"> </w:t>
-      </w:r>
-      <w:r>
-        <w:rPr>
-          <w:b w:val="0"/>
-          <w:highlight w:val="yellow"/>
-        </w:rPr>
-        <w:t>transition</w:t>
-      </w:r>
-      <w:r>
-        <w:rPr>
-          <w:b w:val="0"/>
-        </w:rPr>
-        <w:t xml:space="preserve"> </w:t>
-      </w:r>
-      <w:r>
-        <w:rPr>
-          <w:b w:val="0"/>
-          <w:highlight w:val="yellow"/>
-        </w:rPr>
-        <w:t>entropy</w:t>
-      </w:r>
-      <w:r>
-        <w:rPr>
-          <w:b w:val="0"/>
-        </w:rPr>
-        <w:t xml:space="preserve"> </w:t>
-      </w:r>
-      <w:r>
-        <w:rPr>
-          <w:b w:val="0"/>
-          <w:highlight w:val="yellow"/>
-        </w:rPr>
-        <w:t>differed</w:t>
-      </w:r>
-      <w:r>
-        <w:rPr>
-          <w:b w:val="0"/>
-        </w:rPr>
-        <w:t xml:space="preserve"> </w:t>
-      </w:r>
-      <w:r>
-        <w:rPr>
-          <w:b w:val="0"/>
-          <w:highlight w:val="yellow"/>
-        </w:rPr>
-        <w:t>significantly</w:t>
-      </w:r>
-      <w:r>
-        <w:rPr>
-          <w:b w:val="0"/>
-        </w:rPr>
-        <w:t>.</w:t>
+      </w:r>
+      <w:r>
+        <w:rPr>
+          <w:b w:val="0"/>
+          <w:highlight w:val="green"/>
+        </w:rPr>
+        <w:t>recurrence showed a trend toward an increase in ELS animals (β = 0.013, SE = 0.007, z = 1.893, p = 0.058; Fig. 4U). Determinism showed a similar trend (β = 0.016, SE = 0.009, z = 1.778, p = 0.075; Fig. 4V), whereas Markov entropy was unchanged (Fig. 4W). These results point toward more repetitive and predictable ELS sequences, although recurrence and determinism remained trends and neither sequence complexity nor transition entropy differed significantly.</w:t>
+      </w:r>
+      <w:r>
+        <w:rPr>
+          <w:b w:val="0"/>
+        </w:rPr>
+      </w:r>
+      <w:r>
+        <w:rPr>
+          <w:b w:val="0"/>
+          <w:highlight w:val="yellow"/>
+        </w:rPr>
+      </w:r>
+      <w:r>
+        <w:rPr>
+          <w:b w:val="0"/>
+        </w:rPr>
+      </w:r>
+      <w:r>
+        <w:rPr>
+          <w:b w:val="0"/>
+          <w:highlight w:val="yellow"/>
+        </w:rPr>
+      </w:r>
+      <w:r>
+        <w:rPr>
+          <w:b w:val="0"/>
+        </w:rPr>
+      </w:r>
+      <w:r>
+        <w:rPr>
+          <w:b w:val="0"/>
+          <w:highlight w:val="yellow"/>
+        </w:rPr>
+      </w:r>
+      <w:r>
+        <w:rPr>
+          <w:b w:val="0"/>
+        </w:rPr>
+      </w:r>
+      <w:r>
+        <w:rPr>
+          <w:b w:val="0"/>
+          <w:highlight w:val="yellow"/>
+        </w:rPr>
+      </w:r>
+      <w:r>
+        <w:rPr>
+          <w:b w:val="0"/>
+        </w:rPr>
+      </w:r>
+      <w:r>
+        <w:rPr>
+          <w:b w:val="0"/>
+          <w:highlight w:val="yellow"/>
+        </w:rPr>
+      </w:r>
+      <w:r>
+        <w:rPr>
+          <w:b w:val="0"/>
+        </w:rPr>
+      </w:r>
+      <w:r>
+        <w:rPr>
+          <w:b w:val="0"/>
+          <w:highlight w:val="yellow"/>
+        </w:rPr>
+      </w:r>
+      <w:r>
+        <w:rPr>
+          <w:b w:val="0"/>
+        </w:rPr>
+      </w:r>
+      <w:r>
+        <w:rPr>
+          <w:b w:val="0"/>
+          <w:highlight w:val="yellow"/>
+        </w:rPr>
+      </w:r>
+      <w:r>
+        <w:rPr>
+          <w:b w:val="0"/>
+        </w:rPr>
+      </w:r>
+      <w:r>
+        <w:rPr>
+          <w:b w:val="0"/>
+          <w:highlight w:val="yellow"/>
+        </w:rPr>
+      </w:r>
+      <w:r>
+        <w:rPr>
+          <w:b w:val="0"/>
+        </w:rPr>
+      </w:r>
+      <w:r>
+        <w:rPr>
+          <w:b w:val="0"/>
+          <w:highlight w:val="yellow"/>
+        </w:rPr>
+      </w:r>
+      <w:r>
+        <w:rPr>
+          <w:b w:val="0"/>
+        </w:rPr>
+      </w:r>
+      <w:r>
+        <w:rPr>
+          <w:b w:val="0"/>
+          <w:highlight w:val="yellow"/>
+        </w:rPr>
+      </w:r>
+      <w:r>
+        <w:rPr>
+          <w:b w:val="0"/>
+        </w:rPr>
+      </w:r>
+      <w:r>
+        <w:rPr>
+          <w:b w:val="0"/>
+          <w:highlight w:val="yellow"/>
+        </w:rPr>
+      </w:r>
+      <w:r>
+        <w:rPr>
+          <w:b w:val="0"/>
+        </w:rPr>
+      </w:r>
+      <w:r>
+        <w:rPr>
+          <w:b w:val="0"/>
+          <w:highlight w:val="yellow"/>
+        </w:rPr>
+      </w:r>
+      <w:r>
+        <w:rPr>
+          <w:b w:val="0"/>
+        </w:rPr>
+      </w:r>
+      <w:r>
+        <w:rPr>
+          <w:b w:val="0"/>
+          <w:highlight w:val="yellow"/>
+        </w:rPr>
+      </w:r>
+      <w:r>
+        <w:rPr>
+          <w:b w:val="0"/>
+        </w:rPr>
+      </w:r>
+      <w:r>
+        <w:rPr>
+          <w:b w:val="0"/>
+          <w:highlight w:val="yellow"/>
+        </w:rPr>
+      </w:r>
+      <w:r>
+        <w:rPr>
+          <w:b w:val="0"/>
+        </w:rPr>
+      </w:r>
+      <w:r>
+        <w:rPr>
+          <w:b w:val="0"/>
+          <w:highlight w:val="yellow"/>
+        </w:rPr>
+      </w:r>
+      <w:r>
+        <w:rPr>
+          <w:b w:val="0"/>
+        </w:rPr>
+      </w:r>
+      <w:r>
+        <w:rPr>
+          <w:b w:val="0"/>
+          <w:highlight w:val="yellow"/>
+        </w:rPr>
+      </w:r>
+      <w:r>
+        <w:rPr>
+          <w:b w:val="0"/>
+        </w:rPr>
+      </w:r>
+      <w:r>
+        <w:rPr>
+          <w:b w:val="0"/>
+          <w:highlight w:val="yellow"/>
+        </w:rPr>
+      </w:r>
+      <w:r>
+        <w:rPr>
+          <w:b w:val="0"/>
+        </w:rPr>
+      </w:r>
+      <w:r>
+        <w:rPr>
+          <w:b w:val="0"/>
+          <w:highlight w:val="yellow"/>
+        </w:rPr>
+      </w:r>
+      <w:r>
+        <w:rPr>
+          <w:b w:val="0"/>
+        </w:rPr>
+      </w:r>
+      <w:r>
+        <w:rPr>
+          <w:b w:val="0"/>
+          <w:highlight w:val="yellow"/>
+        </w:rPr>
+      </w:r>
+      <w:r>
+        <w:rPr>
+          <w:b w:val="0"/>
+        </w:rPr>
+      </w:r>
+      <w:r>
+        <w:rPr>
+          <w:b w:val="0"/>
+          <w:highlight w:val="yellow"/>
+        </w:rPr>
+      </w:r>
+      <w:r>
+        <w:rPr>
+          <w:b w:val="0"/>
+        </w:rPr>
+      </w:r>
+      <w:r>
+        <w:rPr>
+          <w:b w:val="0"/>
+          <w:highlight w:val="yellow"/>
+        </w:rPr>
+      </w:r>
+      <w:r>
+        <w:rPr>
+          <w:b w:val="0"/>
+        </w:rPr>
+      </w:r>
+      <w:r>
+        <w:rPr>
+          <w:b w:val="0"/>
+          <w:highlight w:val="yellow"/>
+        </w:rPr>
+      </w:r>
+      <w:r>
+        <w:rPr>
+          <w:b w:val="0"/>
+        </w:rPr>
+      </w:r>
+      <w:r>
+        <w:rPr>
+          <w:b w:val="0"/>
+          <w:highlight w:val="yellow"/>
+        </w:rPr>
+      </w:r>
+      <w:r>
+        <w:rPr>
+          <w:b w:val="0"/>
+        </w:rPr>
+      </w:r>
+      <w:r>
+        <w:rPr>
+          <w:b w:val="0"/>
+          <w:highlight w:val="yellow"/>
+        </w:rPr>
+      </w:r>
+      <w:r>
+        <w:rPr>
+          <w:b w:val="0"/>
+        </w:rPr>
+      </w:r>
+      <w:r>
+        <w:rPr>
+          <w:b w:val="0"/>
+          <w:highlight w:val="yellow"/>
+        </w:rPr>
+      </w:r>
+      <w:r>
+        <w:rPr>
+          <w:b w:val="0"/>
+        </w:rPr>
+      </w:r>
+      <w:r>
+        <w:rPr>
+          <w:b w:val="0"/>
+          <w:highlight w:val="yellow"/>
+        </w:rPr>
+      </w:r>
+      <w:r>
+        <w:rPr>
+          <w:b w:val="0"/>
+        </w:rPr>
+      </w:r>
+      <w:r>
+        <w:rPr>
+          <w:b w:val="0"/>
+          <w:highlight w:val="yellow"/>
+        </w:rPr>
+      </w:r>
+      <w:r>
+        <w:rPr>
+          <w:b w:val="0"/>
+        </w:rPr>
+      </w:r>
+      <w:r>
+        <w:rPr>
+          <w:b w:val="0"/>
+          <w:highlight w:val="yellow"/>
+        </w:rPr>
+      </w:r>
+      <w:r>
+        <w:rPr>
+          <w:b w:val="0"/>
+        </w:rPr>
+      </w:r>
+      <w:r>
+        <w:rPr>
+          <w:b w:val="0"/>
+          <w:highlight w:val="yellow"/>
+        </w:rPr>
+      </w:r>
+      <w:r>
+        <w:rPr>
+          <w:b w:val="0"/>
+        </w:rPr>
+      </w:r>
+      <w:r>
+        <w:rPr>
+          <w:b w:val="0"/>
+          <w:highlight w:val="yellow"/>
+        </w:rPr>
+      </w:r>
+      <w:r>
+        <w:rPr>
+          <w:b w:val="0"/>
+        </w:rPr>
+      </w:r>
+      <w:r>
+        <w:rPr>
+          <w:b w:val="0"/>
+          <w:highlight w:val="yellow"/>
+        </w:rPr>
+      </w:r>
+      <w:r>
+        <w:rPr>
+          <w:b w:val="0"/>
+        </w:rPr>
+      </w:r>
+      <w:r>
+        <w:rPr>
+          <w:b w:val="0"/>
+          <w:highlight w:val="yellow"/>
+        </w:rPr>
+      </w:r>
+      <w:r>
+        <w:rPr>
+          <w:b w:val="0"/>
+        </w:rPr>
+      </w:r>
+      <w:r>
+        <w:rPr>
+          <w:b w:val="0"/>
+          <w:highlight w:val="yellow"/>
+        </w:rPr>
+      </w:r>
+      <w:r>
+        <w:rPr>
+          <w:b w:val="0"/>
+        </w:rPr>
+      </w:r>
+      <w:r>
+        <w:rPr>
+          <w:b w:val="0"/>
+          <w:highlight w:val="yellow"/>
+        </w:rPr>
+      </w:r>
+      <w:r>
+        <w:rPr>
+          <w:b w:val="0"/>
+        </w:rPr>
+      </w:r>
+      <w:r>
+        <w:rPr>
+          <w:b w:val="0"/>
+          <w:highlight w:val="yellow"/>
+        </w:rPr>
+      </w:r>
+      <w:r>
+        <w:rPr>
+          <w:b w:val="0"/>
+        </w:rPr>
+      </w:r>
+      <w:r>
+        <w:rPr>
+          <w:b w:val="0"/>
+          <w:highlight w:val="yellow"/>
+        </w:rPr>
+      </w:r>
+      <w:r>
+        <w:rPr>
+          <w:b w:val="0"/>
+        </w:rPr>
+      </w:r>
+      <w:r>
+        <w:rPr>
+          <w:b w:val="0"/>
+          <w:highlight w:val="yellow"/>
+        </w:rPr>
+      </w:r>
+      <w:r>
+        <w:rPr>
+          <w:b w:val="0"/>
+        </w:rPr>
+      </w:r>
+      <w:r>
+        <w:rPr>
+          <w:b w:val="0"/>
+          <w:highlight w:val="yellow"/>
+        </w:rPr>
+      </w:r>
+      <w:r>
+        <w:rPr>
+          <w:b w:val="0"/>
+        </w:rPr>
+      </w:r>
+      <w:r>
+        <w:rPr>
+          <w:b w:val="0"/>
+          <w:highlight w:val="yellow"/>
+        </w:rPr>
+      </w:r>
+      <w:r>
+        <w:rPr>
+          <w:b w:val="0"/>
+        </w:rPr>
+      </w:r>
+      <w:r>
+        <w:rPr>
+          <w:b w:val="0"/>
+          <w:highlight w:val="yellow"/>
+        </w:rPr>
+      </w:r>
+      <w:r>
+        <w:rPr>
+          <w:b w:val="0"/>
+        </w:rPr>
+      </w:r>
+      <w:r>
+        <w:rPr>
+          <w:b w:val="0"/>
+          <w:highlight w:val="yellow"/>
+        </w:rPr>
+      </w:r>
+      <w:r>
+        <w:rPr>
+          <w:b w:val="0"/>
+        </w:rPr>
+      </w:r>
+      <w:r>
+        <w:rPr>
+          <w:b w:val="0"/>
+          <w:highlight w:val="yellow"/>
+        </w:rPr>
+      </w:r>
+      <w:r>
+        <w:rPr>
+          <w:b w:val="0"/>
+        </w:rPr>
+      </w:r>
+      <w:r>
+        <w:rPr>
+          <w:b w:val="0"/>
+          <w:highlight w:val="yellow"/>
+        </w:rPr>
+      </w:r>
+      <w:r>
+        <w:rPr>
+          <w:b w:val="0"/>
+        </w:rPr>
       </w:r>
     </w:p>
     <w:p>
@@ -3915,20 +3796,26 @@
         <w:rPr>
           <w:b w:val="0"/>
         </w:rPr>
-        <w:t xml:space="preserve"> (Supplementary Fig. 2; Fig. 5A). ELS animals scored higher (β = 0.336, SE = 0.087, z = 3.869, p &lt; 0.001</w:t>
-      </w:r>
-      <w:r>
-        <w:rPr>
-          <w:b w:val="0"/>
-          <w:highlight w:val="yellow"/>
-        </w:rPr>
-        <w:t>;</w:t>
-      </w:r>
-      <w:r>
-        <w:rPr>
-          <w:b w:val="0"/>
-        </w:rPr>
-        <w:t xml:space="preserve"> Fig. 5B). The Euclidean </w:t>
+        <w:t xml:space="preserve"> (Supplementary Fig. 2; Fig. 5A). ELS animals scored higher (</w:t>
+      </w:r>
+      <w:r>
+        <w:rPr>
+          <w:b w:val="0"/>
+          <w:highlight w:val="green"/>
+        </w:rPr>
+        <w:t>β = 0.336, SE = 0.104, z = 3.222, p = 0.001; Fig. 5B</w:t>
+      </w:r>
+      <w:r>
+        <w:rPr>
+          <w:b w:val="0"/>
+          <w:highlight w:val="yellow"/>
+        </w:rPr>
+      </w:r>
+      <w:r>
+        <w:rPr>
+          <w:b w:val="0"/>
+        </w:rPr>
+        <w:t xml:space="preserve">). The Euclidean </w:t>
       </w:r>
       <w:r>
         <w:rPr>
@@ -4292,7 +4179,20 @@
         <w:rPr>
           <w:b w:val="0"/>
         </w:rPr>
-        <w:t xml:space="preserve"> (β = 1.865, SE = 0.241, z = 7.747, p &lt; 0.001, </w:t>
+        <w:t xml:space="preserve"> (</w:t>
+      </w:r>
+      <w:r>
+        <w:rPr>
+          <w:b w:val="0"/>
+          <w:highlight w:val="green"/>
+        </w:rPr>
+        <w:t>β = 1.865, SE = 0.249, z = 7.484</w:t>
+      </w:r>
+      <w:r>
+        <w:rPr>
+          <w:b w:val="0"/>
+        </w:rPr>
+        <w:t xml:space="preserve">, p &lt; 0.001, </w:t>
       </w:r>
       <w:r>
         <w:rPr>
@@ -4513,83 +4413,83 @@
         <w:rPr>
           <w:b w:val="0"/>
         </w:rPr>
-        <w:t xml:space="preserve"> (β = </w:t>
-      </w:r>
-      <w:r>
-        <w:rPr>
-          <w:b w:val="0"/>
-          <w:highlight w:val="yellow"/>
-        </w:rPr>
-        <w:t>−</w:t>
-      </w:r>
-      <w:r>
-        <w:rPr>
-          <w:b w:val="0"/>
-        </w:rPr>
-        <w:t>1.622, SE = 0.</w:t>
-      </w:r>
-      <w:r>
-        <w:rPr>
-          <w:b w:val="0"/>
-          <w:highlight w:val="yellow"/>
-        </w:rPr>
-        <w:t>315</w:t>
-      </w:r>
-      <w:r>
-        <w:rPr>
-          <w:b w:val="0"/>
-        </w:rPr>
-        <w:t xml:space="preserve">, z = </w:t>
-      </w:r>
-      <w:r>
-        <w:rPr>
-          <w:b w:val="0"/>
-          <w:highlight w:val="yellow"/>
-        </w:rPr>
-        <w:t>−5</w:t>
-      </w:r>
-      <w:r>
-        <w:rPr>
-          <w:b w:val="0"/>
+        <w:t xml:space="preserve"> (</w:t>
+      </w:r>
+      <w:r>
+        <w:rPr>
+          <w:b w:val="0"/>
+          <w:highlight w:val="green"/>
+        </w:rPr>
+        <w:t>β = −1.622, SE = 0.326, z = −4.967</w:t>
+      </w:r>
+      <w:r>
+        <w:rPr>
+          <w:b w:val="0"/>
+          <w:highlight w:val="yellow"/>
+        </w:rPr>
+      </w:r>
+      <w:r>
+        <w:rPr>
+          <w:b w:val="0"/>
+        </w:rPr>
+      </w:r>
+      <w:r>
+        <w:rPr>
+          <w:b w:val="0"/>
+          <w:highlight w:val="yellow"/>
+        </w:rPr>
+      </w:r>
+      <w:r>
+        <w:rPr>
+          <w:b w:val="0"/>
+        </w:rPr>
+      </w:r>
+      <w:r>
+        <w:rPr>
+          <w:b w:val="0"/>
+          <w:highlight w:val="yellow"/>
+        </w:rPr>
+      </w:r>
+      <w:r>
+        <w:rPr>
+          <w:b w:val="0"/>
+        </w:rPr>
+      </w:r>
+      <w:r>
+        <w:rPr>
+          <w:b w:val="0"/>
+          <w:highlight w:val="yellow"/>
+        </w:rPr>
+      </w:r>
+      <w:r>
+        <w:rPr>
+          <w:b w:val="0"/>
+        </w:rPr>
+        <w:t xml:space="preserve">, p &lt; 0.001, </w:t>
+      </w:r>
+      <w:r>
+        <w:rPr>
+          <w:b w:val="0"/>
+          <w:highlight w:val="yellow"/>
+        </w:rPr>
+        <w:t>BH-FDR</w:t>
+      </w:r>
+      <w:r>
+        <w:rPr>
+          <w:b w:val="0"/>
+        </w:rPr>
+        <w:t xml:space="preserve"> p &lt; 0.001; Fig. 5G)</w:t>
+      </w:r>
+      <w:r>
+        <w:rPr>
+          <w:b w:val="0"/>
+          <w:highlight w:val="yellow"/>
         </w:rPr>
         <w:t>.</w:t>
       </w:r>
       <w:r>
         <w:rPr>
           <w:b w:val="0"/>
-          <w:highlight w:val="yellow"/>
-        </w:rPr>
-        <w:t>141</w:t>
-      </w:r>
-      <w:r>
-        <w:rPr>
-          <w:b w:val="0"/>
-        </w:rPr>
-        <w:t xml:space="preserve">, p &lt; 0.001, </w:t>
-      </w:r>
-      <w:r>
-        <w:rPr>
-          <w:b w:val="0"/>
-          <w:highlight w:val="yellow"/>
-        </w:rPr>
-        <w:t>BH-FDR</w:t>
-      </w:r>
-      <w:r>
-        <w:rPr>
-          <w:b w:val="0"/>
-        </w:rPr>
-        <w:t xml:space="preserve"> p &lt; 0.001; Fig. 5G)</w:t>
-      </w:r>
-      <w:r>
-        <w:rPr>
-          <w:b w:val="0"/>
-          <w:highlight w:val="yellow"/>
-        </w:rPr>
-        <w:t>.</w:t>
-      </w:r>
-      <w:r>
-        <w:rPr>
-          <w:b w:val="0"/>
         </w:rPr>
         <w:t xml:space="preserve"> </w:t>
       </w:r>
@@ -4598,91 +4498,84 @@
           <w:b w:val="0"/>
           <w:highlight w:val="yellow"/>
         </w:rPr>
-        <w:t>The</w:t>
-      </w:r>
-      <w:r>
-        <w:rPr>
-          <w:b w:val="0"/>
-        </w:rPr>
-        <w:t xml:space="preserve"> sniffing </w:t>
-      </w:r>
-      <w:r>
-        <w:rPr>
-          <w:b w:val="0"/>
-          <w:highlight w:val="yellow"/>
-        </w:rPr>
-        <w:t>interaction</w:t>
-      </w:r>
-      <w:r>
-        <w:rPr>
-          <w:b w:val="0"/>
-        </w:rPr>
-        <w:t xml:space="preserve"> </w:t>
-      </w:r>
-      <w:r>
-        <w:rPr>
-          <w:b w:val="0"/>
-          <w:highlight w:val="yellow"/>
-        </w:rPr>
-        <w:t>was</w:t>
-      </w:r>
-      <w:r>
-        <w:rPr>
-          <w:b w:val="0"/>
-        </w:rPr>
-        <w:t xml:space="preserve"> </w:t>
-      </w:r>
-      <w:r>
-        <w:rPr>
-          <w:b w:val="0"/>
-          <w:highlight w:val="yellow"/>
-        </w:rPr>
-        <w:t>nominal</w:t>
-      </w:r>
-      <w:r>
-        <w:rPr>
-          <w:b w:val="0"/>
-        </w:rPr>
-        <w:t xml:space="preserve"> (β = 0.338, SE = 0.170, z = 1.</w:t>
-      </w:r>
-      <w:r>
-        <w:rPr>
-          <w:b w:val="0"/>
-          <w:highlight w:val="yellow"/>
-        </w:rPr>
-        <w:t>988</w:t>
-      </w:r>
-      <w:r>
-        <w:rPr>
-          <w:b w:val="0"/>
-        </w:rPr>
-        <w:t>, p = 0.047</w:t>
-      </w:r>
-      <w:r>
-        <w:rPr>
-          <w:b w:val="0"/>
-          <w:highlight w:val="yellow"/>
-        </w:rPr>
-        <w:t>)</w:t>
-      </w:r>
-      <w:r>
-        <w:rPr>
-          <w:b w:val="0"/>
-        </w:rPr>
-        <w:t xml:space="preserve"> </w:t>
-      </w:r>
-      <w:r>
-        <w:rPr>
-          <w:b w:val="0"/>
-          <w:highlight w:val="yellow"/>
-        </w:rPr>
-        <w:t>but was not significant after FDR correction (BH-FDR</w:t>
-      </w:r>
-      <w:r>
-        <w:rPr>
-          <w:b w:val="0"/>
-        </w:rPr>
-        <w:t xml:space="preserve"> p = 0.109; Fig. 5E).</w:t>
+      </w:r>
+      <w:r>
+        <w:rPr>
+          <w:b w:val="0"/>
+          <w:highlight w:val="green"/>
+        </w:rPr>
+        <w:t>The sniffing interaction showed a trend (β = 0.338, SE = 0.176, z = 1.920, p = 0.055) and was not significant after FDR correction (BH-FDR p = 0.128; Fig. 5E).</w:t>
+      </w:r>
+      <w:r>
+        <w:rPr>
+          <w:b w:val="0"/>
+        </w:rPr>
+      </w:r>
+      <w:r>
+        <w:rPr>
+          <w:b w:val="0"/>
+          <w:highlight w:val="yellow"/>
+        </w:rPr>
+      </w:r>
+      <w:r>
+        <w:rPr>
+          <w:b w:val="0"/>
+        </w:rPr>
+      </w:r>
+      <w:r>
+        <w:rPr>
+          <w:b w:val="0"/>
+          <w:highlight w:val="yellow"/>
+        </w:rPr>
+      </w:r>
+      <w:r>
+        <w:rPr>
+          <w:b w:val="0"/>
+        </w:rPr>
+      </w:r>
+      <w:r>
+        <w:rPr>
+          <w:b w:val="0"/>
+          <w:highlight w:val="yellow"/>
+        </w:rPr>
+      </w:r>
+      <w:r>
+        <w:rPr>
+          <w:b w:val="0"/>
+        </w:rPr>
+      </w:r>
+      <w:r>
+        <w:rPr>
+          <w:b w:val="0"/>
+          <w:highlight w:val="yellow"/>
+        </w:rPr>
+      </w:r>
+      <w:r>
+        <w:rPr>
+          <w:b w:val="0"/>
+        </w:rPr>
+      </w:r>
+      <w:r>
+        <w:rPr>
+          <w:b w:val="0"/>
+          <w:highlight w:val="yellow"/>
+        </w:rPr>
+      </w:r>
+      <w:r>
+        <w:rPr>
+          <w:b w:val="0"/>
+        </w:rPr>
+      </w:r>
+      <w:r>
+        <w:rPr>
+          <w:b w:val="0"/>
+          <w:highlight w:val="yellow"/>
+        </w:rPr>
+      </w:r>
+      <w:r>
+        <w:rPr>
+          <w:b w:val="0"/>
+        </w:rPr>
       </w:r>
     </w:p>
     <w:p>
@@ -4750,20 +4643,26 @@
         <w:rPr>
           <w:b w:val="0"/>
         </w:rPr>
-        <w:t xml:space="preserve"> lower Simpson diversity than controls (β = −0.022, SE = 0.008, z = −2.818, p = 0.005</w:t>
-      </w:r>
-      <w:r>
-        <w:rPr>
-          <w:b w:val="0"/>
-          <w:highlight w:val="yellow"/>
-        </w:rPr>
-        <w:t>, BH-FDR p = 0.024</w:t>
-      </w:r>
-      <w:r>
-        <w:rPr>
-          <w:b w:val="0"/>
-        </w:rPr>
-        <w:t xml:space="preserve">; Fig. 6G) and than resilient </w:t>
+        <w:t xml:space="preserve"> lower Simpson diversity than controls (</w:t>
+      </w:r>
+      <w:r>
+        <w:rPr>
+          <w:b w:val="0"/>
+          <w:highlight w:val="green"/>
+        </w:rPr>
+        <w:t>β = −0.022, SE = 0.007, z = −3.017, p = 0.003, BH-FDR p = 0.010; Fig. 6G</w:t>
+      </w:r>
+      <w:r>
+        <w:rPr>
+          <w:b w:val="0"/>
+          <w:highlight w:val="yellow"/>
+        </w:rPr>
+      </w:r>
+      <w:r>
+        <w:rPr>
+          <w:b w:val="0"/>
+        </w:rPr>
+        <w:t xml:space="preserve">) and than resilient </w:t>
       </w:r>
       <w:r>
         <w:rPr>
@@ -4789,118 +4688,395 @@
         <w:rPr>
           <w:b w:val="0"/>
         </w:rPr>
-        <w:t>β = 0.029, SE = 0.011, z = 2.</w:t>
-      </w:r>
-      <w:r>
-        <w:rPr>
-          <w:b w:val="0"/>
-          <w:highlight w:val="yellow"/>
-        </w:rPr>
-        <w:t>641,</w:t>
-      </w:r>
-      <w:r>
-        <w:rPr>
-          <w:b w:val="0"/>
-        </w:rPr>
-        <w:t xml:space="preserve"> p = 0.</w:t>
-      </w:r>
-      <w:r>
-        <w:rPr>
-          <w:b w:val="0"/>
-          <w:highlight w:val="yellow"/>
-        </w:rPr>
-        <w:t>008</w:t>
-      </w:r>
-      <w:r>
-        <w:rPr>
-          <w:b w:val="0"/>
-        </w:rPr>
-        <w:t xml:space="preserve">, </w:t>
-      </w:r>
-      <w:r>
-        <w:rPr>
-          <w:b w:val="0"/>
-          <w:highlight w:val="yellow"/>
-        </w:rPr>
-        <w:t>BH-FDR p = 0</w:t>
-      </w:r>
-      <w:r>
-        <w:rPr>
-          <w:b w:val="0"/>
+      </w:r>
+      <w:r>
+        <w:rPr>
+          <w:b w:val="0"/>
+          <w:highlight w:val="green"/>
+        </w:rPr>
+        <w:t>β = 0.029, SE = 0.010, z = 3.091, p = 0.002, BH-FDR p = 0.008</w:t>
+      </w:r>
+      <w:r>
+        <w:rPr>
+          <w:b w:val="0"/>
+          <w:highlight w:val="yellow"/>
+        </w:rPr>
+      </w:r>
+      <w:r>
+        <w:rPr>
+          <w:b w:val="0"/>
+        </w:rPr>
+      </w:r>
+      <w:r>
+        <w:rPr>
+          <w:b w:val="0"/>
+          <w:highlight w:val="yellow"/>
+        </w:rPr>
+      </w:r>
+      <w:r>
+        <w:rPr>
+          <w:b w:val="0"/>
+        </w:rPr>
+      </w:r>
+      <w:r>
+        <w:rPr>
+          <w:b w:val="0"/>
+          <w:highlight w:val="yellow"/>
+        </w:rPr>
+      </w:r>
+      <w:r>
+        <w:rPr>
+          <w:b w:val="0"/>
+        </w:rPr>
+      </w:r>
+      <w:r>
+        <w:rPr>
+          <w:b w:val="0"/>
+          <w:highlight w:val="yellow"/>
+        </w:rPr>
+      </w:r>
+      <w:r>
+        <w:rPr>
+          <w:b w:val="0"/>
+        </w:rPr>
+        <w:t>)</w:t>
+      </w:r>
+      <w:r>
+        <w:rPr>
+          <w:b w:val="0"/>
+          <w:highlight w:val="yellow"/>
+        </w:rPr>
+        <w:t>;</w:t>
+      </w:r>
+      <w:r>
+        <w:rPr>
+          <w:b w:val="0"/>
+        </w:rPr>
+        <w:t xml:space="preserve"> resilient animals </w:t>
+      </w:r>
+      <w:r>
+        <w:rPr>
+          <w:b w:val="0"/>
+          <w:highlight w:val="yellow"/>
+        </w:rPr>
+        <w:t>did not differ from</w:t>
+      </w:r>
+      <w:r>
+        <w:rPr>
+          <w:b w:val="0"/>
+        </w:rPr>
+        <w:t xml:space="preserve"> controls. Shannon entropy</w:t>
+      </w:r>
+      <w:r>
+        <w:rPr>
+          <w:b w:val="0"/>
+          <w:highlight w:val="yellow"/>
+        </w:rPr>
+        <w:t>,</w:t>
+      </w:r>
+      <w:r>
+        <w:rPr>
+          <w:b w:val="0"/>
+        </w:rPr>
+        <w:t xml:space="preserve"> evenness</w:t>
+      </w:r>
+      <w:r>
+        <w:rPr>
+          <w:b w:val="0"/>
+          <w:highlight w:val="yellow"/>
+        </w:rPr>
+        <w:t>, and cumulative usage did not differ significantly among groups</w:t>
+      </w:r>
+      <w:r>
+        <w:rPr>
+          <w:b w:val="0"/>
+        </w:rPr>
+        <w:t xml:space="preserve"> (Fig. </w:t>
+      </w:r>
+      <w:r>
+        <w:rPr>
+          <w:b w:val="0"/>
+          <w:highlight w:val="yellow"/>
+        </w:rPr>
+        <w:t>6H–K</w:t>
+      </w:r>
+      <w:r>
+        <w:rPr>
+          <w:b w:val="0"/>
+        </w:rPr>
+        <w:t xml:space="preserve">). </w:t>
+      </w:r>
+      <w:r>
+        <w:rPr>
+          <w:b w:val="0"/>
+          <w:highlight w:val="yellow"/>
+        </w:rPr>
+      </w:r>
+      <w:r>
+        <w:rPr>
+          <w:b w:val="0"/>
+          <w:highlight w:val="green"/>
+        </w:rPr>
+        <w:t>Resilient animals had nominally longer freezing bouts than vulnerable animals (β = 0.263, SE = 0.100, z = 2.644, p = 0.008, BH-FDR p = 0.057; Fig. 6M), which did not survive FDR correction.</w:t>
+      </w:r>
+      <w:r>
+        <w:rPr>
+          <w:b w:val="0"/>
+        </w:rPr>
+      </w:r>
+      <w:r>
+        <w:rPr>
+          <w:b w:val="0"/>
+          <w:highlight w:val="yellow"/>
+        </w:rPr>
+      </w:r>
+      <w:r>
+        <w:rPr>
+          <w:b w:val="0"/>
+        </w:rPr>
+      </w:r>
+      <w:r>
+        <w:rPr>
+          <w:b w:val="0"/>
+          <w:highlight w:val="yellow"/>
+        </w:rPr>
+      </w:r>
+      <w:r>
+        <w:rPr>
+          <w:b w:val="0"/>
+        </w:rPr>
+      </w:r>
+      <w:r>
+        <w:rPr>
+          <w:b w:val="0"/>
+          <w:highlight w:val="yellow"/>
+        </w:rPr>
+      </w:r>
+      <w:r>
+        <w:rPr>
+          <w:b w:val="0"/>
+        </w:rPr>
+      </w:r>
+      <w:r>
+        <w:rPr>
+          <w:b w:val="0"/>
+          <w:highlight w:val="yellow"/>
+        </w:rPr>
+      </w:r>
+      <w:r>
+        <w:rPr>
+          <w:b w:val="0"/>
+        </w:rPr>
+      </w:r>
+      <w:r>
+        <w:rPr>
+          <w:b w:val="0"/>
+          <w:highlight w:val="yellow"/>
+        </w:rPr>
+      </w:r>
+      <w:r>
+        <w:rPr>
+          <w:b w:val="0"/>
+        </w:rPr>
+      </w:r>
+      <w:r>
+        <w:rPr>
+          <w:b w:val="0"/>
+          <w:highlight w:val="yellow"/>
+        </w:rPr>
+      </w:r>
+      <w:r>
+        <w:rPr>
+          <w:b w:val="0"/>
+        </w:rPr>
+        <w:t xml:space="preserve"> </w:t>
+      </w:r>
+      <w:r>
+        <w:rPr>
+          <w:b w:val="0"/>
+          <w:highlight w:val="yellow"/>
+        </w:rPr>
+        <w:t>Their</w:t>
+      </w:r>
+      <w:r>
+        <w:rPr>
+          <w:b w:val="0"/>
+        </w:rPr>
+        <w:t xml:space="preserve"> shorter </w:t>
+      </w:r>
+      <w:r>
+        <w:rPr>
+          <w:b w:val="0"/>
+          <w:highlight w:val="yellow"/>
+        </w:rPr>
+        <w:t xml:space="preserve">turning </w:t>
+      </w:r>
+      <w:r>
+        <w:rPr>
+          <w:b w:val="0"/>
+        </w:rPr>
+        <w:t>bouts</w:t>
+      </w:r>
+      <w:r>
+        <w:rPr>
+          <w:b w:val="0"/>
+          <w:highlight w:val="yellow"/>
+        </w:rPr>
+        <w:t xml:space="preserve"> </w:t>
+      </w:r>
+      <w:r>
+        <w:rPr>
+          <w:b w:val="0"/>
+          <w:highlight w:val="green"/>
+        </w:rPr>
+        <w:t>were nominal (β = −0.201, SE = 0.103, z = −1.963, p = 0.050) but did not survive FDR correction (BH-FDR p = 0.134; Fig. 6P)</w:t>
+      </w:r>
+      <w:r>
+        <w:rPr>
+          <w:b w:val="0"/>
+        </w:rPr>
+      </w:r>
+      <w:r>
+        <w:rPr>
+          <w:b w:val="0"/>
+          <w:highlight w:val="yellow"/>
+        </w:rPr>
+      </w:r>
+      <w:r>
+        <w:rPr>
+          <w:b w:val="0"/>
+        </w:rPr>
+      </w:r>
+      <w:r>
+        <w:rPr>
+          <w:b w:val="0"/>
+          <w:highlight w:val="yellow"/>
+        </w:rPr>
+      </w:r>
+      <w:r>
+        <w:rPr>
+          <w:b w:val="0"/>
+        </w:rPr>
+      </w:r>
+      <w:r>
+        <w:rPr>
+          <w:b w:val="0"/>
+          <w:highlight w:val="yellow"/>
+        </w:rPr>
+      </w:r>
+      <w:r>
+        <w:rPr>
+          <w:b w:val="0"/>
+        </w:rPr>
+      </w:r>
+      <w:r>
+        <w:rPr>
+          <w:b w:val="0"/>
+          <w:highlight w:val="yellow"/>
+        </w:rPr>
+      </w:r>
+      <w:r>
+        <w:rPr>
+          <w:b w:val="0"/>
+        </w:rPr>
+      </w:r>
+      <w:r>
+        <w:rPr>
+          <w:b w:val="0"/>
+          <w:highlight w:val="yellow"/>
+        </w:rPr>
+      </w:r>
+      <w:r>
+        <w:rPr>
+          <w:b w:val="0"/>
+        </w:rPr>
+      </w:r>
+      <w:r>
+        <w:rPr>
+          <w:b w:val="0"/>
+          <w:highlight w:val="yellow"/>
         </w:rPr>
         <w:t>.</w:t>
       </w:r>
       <w:r>
         <w:rPr>
           <w:b w:val="0"/>
-          <w:highlight w:val="yellow"/>
-        </w:rPr>
-        <w:t>041</w:t>
-      </w:r>
-      <w:r>
-        <w:rPr>
-          <w:b w:val="0"/>
-        </w:rPr>
-        <w:t>)</w:t>
-      </w:r>
-      <w:r>
-        <w:rPr>
-          <w:b w:val="0"/>
-          <w:highlight w:val="yellow"/>
-        </w:rPr>
-        <w:t>;</w:t>
-      </w:r>
-      <w:r>
-        <w:rPr>
-          <w:b w:val="0"/>
-        </w:rPr>
-        <w:t xml:space="preserve"> resilient animals </w:t>
-      </w:r>
-      <w:r>
-        <w:rPr>
-          <w:b w:val="0"/>
-          <w:highlight w:val="yellow"/>
-        </w:rPr>
-        <w:t>did not differ from</w:t>
-      </w:r>
-      <w:r>
-        <w:rPr>
-          <w:b w:val="0"/>
-        </w:rPr>
-        <w:t xml:space="preserve"> controls. Shannon entropy</w:t>
-      </w:r>
-      <w:r>
-        <w:rPr>
-          <w:b w:val="0"/>
-          <w:highlight w:val="yellow"/>
-        </w:rPr>
-        <w:t>,</w:t>
-      </w:r>
-      <w:r>
-        <w:rPr>
-          <w:b w:val="0"/>
-        </w:rPr>
-        <w:t xml:space="preserve"> evenness</w:t>
-      </w:r>
-      <w:r>
-        <w:rPr>
-          <w:b w:val="0"/>
-          <w:highlight w:val="yellow"/>
-        </w:rPr>
-        <w:t>, and cumulative usage did not differ significantly among groups</w:t>
-      </w:r>
-      <w:r>
-        <w:rPr>
-          <w:b w:val="0"/>
-        </w:rPr>
-        <w:t xml:space="preserve"> (Fig. </w:t>
-      </w:r>
-      <w:r>
-        <w:rPr>
-          <w:b w:val="0"/>
-          <w:highlight w:val="yellow"/>
-        </w:rPr>
-        <w:t>6H–K</w:t>
+        </w:rPr>
+        <w:t xml:space="preserve"> </w:t>
+      </w:r>
+      <w:r>
+        <w:rPr>
+          <w:b w:val="0"/>
+          <w:highlight w:val="yellow"/>
+        </w:rPr>
+        <w:t>Vulnerable</w:t>
+      </w:r>
+      <w:r>
+        <w:rPr>
+          <w:b w:val="0"/>
+        </w:rPr>
+        <w:t xml:space="preserve"> ELS animals </w:t>
+      </w:r>
+      <w:r>
+        <w:rPr>
+          <w:b w:val="0"/>
+          <w:highlight w:val="yellow"/>
+        </w:rPr>
+        <w:t>had</w:t>
+      </w:r>
+      <w:r>
+        <w:rPr>
+          <w:b w:val="0"/>
+        </w:rPr>
+        <w:t xml:space="preserve"> longer</w:t>
+      </w:r>
+      <w:r>
+        <w:rPr>
+          <w:b w:val="0"/>
+          <w:highlight w:val="yellow"/>
+        </w:rPr>
+        <w:t xml:space="preserve"> sniffing</w:t>
+      </w:r>
+      <w:r>
+        <w:rPr>
+          <w:b w:val="0"/>
+        </w:rPr>
+        <w:t xml:space="preserve"> bouts than controls (</w:t>
+      </w:r>
+      <w:r>
+        <w:rPr>
+          <w:b w:val="0"/>
+          <w:highlight w:val="green"/>
+        </w:rPr>
+        <w:t>β = 0.420, SE = 0.178, z = 2.364, p = 0.018, BH-FDR p = 0.042; Fig. 6N</w:t>
+      </w:r>
+      <w:r>
+        <w:rPr>
+          <w:b w:val="0"/>
+          <w:highlight w:val="yellow"/>
+        </w:rPr>
+      </w:r>
+      <w:r>
+        <w:rPr>
+          <w:b w:val="0"/>
+        </w:rPr>
+      </w:r>
+      <w:r>
+        <w:rPr>
+          <w:b w:val="0"/>
+          <w:highlight w:val="yellow"/>
+        </w:rPr>
+      </w:r>
+      <w:r>
+        <w:rPr>
+          <w:b w:val="0"/>
+        </w:rPr>
+      </w:r>
+      <w:r>
+        <w:rPr>
+          <w:b w:val="0"/>
+          <w:highlight w:val="yellow"/>
+        </w:rPr>
       </w:r>
       <w:r>
         <w:rPr>
@@ -4913,6 +5089,157 @@
           <w:b w:val="0"/>
           <w:highlight w:val="yellow"/>
         </w:rPr>
+      </w:r>
+      <w:r>
+        <w:rPr>
+          <w:b w:val="0"/>
+          <w:highlight w:val="green"/>
+        </w:rPr>
+        <w:t>Relative to controls, vulnerable ELS animals showed higher recurrence (β = 0.026, SE = 0.008, z = 3.237, p = 0.001, BH-FDR p = 0.005; Fig. 6X) and nominally higher determinism (β = 0.010, SE = 0.004, z = 2.204, p = 0.028, BH-FDR p = 0.055; Fig. 6Y), alongside a trend toward lower Lempel–Ziv complexity (β = −8.965, SE = 5.224, z = −1.716, p = 0.086, BH-FDR p = 0.115; Fig. 6W); Markov entropy did not differ significantly (β = −0.044, SE = 0.029, z = −1.502, p = 0.133, BH-FDR p = 0.133; Fig. 6Z).</w:t>
+      </w:r>
+      <w:r>
+        <w:rPr>
+          <w:b w:val="0"/>
+        </w:rPr>
+      </w:r>
+      <w:r>
+        <w:rPr>
+          <w:b w:val="0"/>
+          <w:highlight w:val="yellow"/>
+        </w:rPr>
+      </w:r>
+      <w:r>
+        <w:rPr>
+          <w:b w:val="0"/>
+        </w:rPr>
+      </w:r>
+      <w:r>
+        <w:rPr>
+          <w:b w:val="0"/>
+          <w:highlight w:val="yellow"/>
+        </w:rPr>
+      </w:r>
+      <w:r>
+        <w:rPr>
+          <w:b w:val="0"/>
+        </w:rPr>
+      </w:r>
+      <w:r>
+        <w:rPr>
+          <w:b w:val="0"/>
+          <w:highlight w:val="yellow"/>
+        </w:rPr>
+      </w:r>
+      <w:r>
+        <w:rPr>
+          <w:b w:val="0"/>
+        </w:rPr>
+      </w:r>
+      <w:r>
+        <w:rPr>
+          <w:b w:val="0"/>
+          <w:highlight w:val="yellow"/>
+        </w:rPr>
+      </w:r>
+      <w:r>
+        <w:rPr>
+          <w:b w:val="0"/>
+        </w:rPr>
+      </w:r>
+      <w:r>
+        <w:rPr>
+          <w:b w:val="0"/>
+          <w:highlight w:val="yellow"/>
+        </w:rPr>
+      </w:r>
+      <w:r>
+        <w:rPr>
+          <w:b w:val="0"/>
+        </w:rPr>
+      </w:r>
+      <w:r>
+        <w:rPr>
+          <w:b w:val="0"/>
+          <w:highlight w:val="yellow"/>
+        </w:rPr>
+      </w:r>
+      <w:r>
+        <w:rPr>
+          <w:b w:val="0"/>
+        </w:rPr>
+      </w:r>
+      <w:r>
+        <w:rPr>
+          <w:b w:val="0"/>
+          <w:highlight w:val="yellow"/>
+        </w:rPr>
+      </w:r>
+      <w:r>
+        <w:rPr>
+          <w:b w:val="0"/>
+        </w:rPr>
+      </w:r>
+      <w:r>
+        <w:rPr>
+          <w:b w:val="0"/>
+          <w:highlight w:val="yellow"/>
+        </w:rPr>
+      </w:r>
+      <w:r>
+        <w:rPr>
+          <w:b w:val="0"/>
+        </w:rPr>
+      </w:r>
+      <w:r>
+        <w:rPr>
+          <w:b w:val="0"/>
+          <w:highlight w:val="yellow"/>
+        </w:rPr>
+      </w:r>
+      <w:r>
+        <w:rPr>
+          <w:b w:val="0"/>
+        </w:rPr>
+      </w:r>
+      <w:r>
+        <w:rPr>
+          <w:b w:val="0"/>
+          <w:highlight w:val="yellow"/>
+        </w:rPr>
+      </w:r>
+      <w:r>
+        <w:rPr>
+          <w:b w:val="0"/>
+        </w:rPr>
+      </w:r>
+      <w:r>
+        <w:rPr>
+          <w:b w:val="0"/>
+          <w:highlight w:val="yellow"/>
+        </w:rPr>
+      </w:r>
+      <w:r>
+        <w:rPr>
+          <w:b w:val="0"/>
+        </w:rPr>
+      </w:r>
+      <w:r>
+        <w:rPr>
+          <w:b w:val="0"/>
+          <w:highlight w:val="yellow"/>
+        </w:rPr>
+      </w:r>
+      <w:r>
+        <w:rPr>
+          <w:b w:val="0"/>
+        </w:rPr>
+        <w:t xml:space="preserve"> </w:t>
+      </w:r>
+      <w:r>
+        <w:rPr>
+          <w:b w:val="0"/>
+          <w:highlight w:val="yellow"/>
+        </w:rPr>
         <w:t>Resilient</w:t>
       </w:r>
       <w:r>
@@ -4926,46 +5253,20 @@
           <w:b w:val="0"/>
           <w:highlight w:val="yellow"/>
         </w:rPr>
-        <w:t>had</w:t>
-      </w:r>
-      <w:r>
-        <w:rPr>
-          <w:b w:val="0"/>
-        </w:rPr>
-        <w:t xml:space="preserve"> longer </w:t>
-      </w:r>
-      <w:r>
-        <w:rPr>
-          <w:b w:val="0"/>
-          <w:highlight w:val="yellow"/>
-        </w:rPr>
-        <w:t xml:space="preserve">freezing </w:t>
-      </w:r>
-      <w:r>
-        <w:rPr>
-          <w:b w:val="0"/>
-        </w:rPr>
-        <w:t>bouts</w:t>
-      </w:r>
-      <w:r>
-        <w:rPr>
-          <w:b w:val="0"/>
-          <w:highlight w:val="yellow"/>
-        </w:rPr>
-        <w:t xml:space="preserve"> than vulnerable animals</w:t>
-      </w:r>
-      <w:r>
-        <w:rPr>
-          <w:b w:val="0"/>
-        </w:rPr>
-        <w:t xml:space="preserve"> (β = 0.263, SE = 0.089, z = 2.972, p = 0.</w:t>
-      </w:r>
-      <w:r>
-        <w:rPr>
-          <w:b w:val="0"/>
-          <w:highlight w:val="yellow"/>
-        </w:rPr>
-        <w:t>003,</w:t>
+        <w:t>had lower</w:t>
+      </w:r>
+      <w:r>
+        <w:rPr>
+          <w:b w:val="0"/>
+        </w:rPr>
+        <w:t xml:space="preserve"> recurrence than vulnerable </w:t>
+      </w:r>
+      <w:r>
+        <w:rPr>
+          <w:b w:val="0"/>
+          <w:highlight w:val="yellow"/>
+        </w:rPr>
+        <w:t>animals</w:t>
       </w:r>
       <w:r>
         <w:rPr>
@@ -4976,438 +5277,16 @@
       <w:r>
         <w:rPr>
           <w:b w:val="0"/>
-          <w:highlight w:val="yellow"/>
-        </w:rPr>
-        <w:t>BH-FDR</w:t>
-      </w:r>
-      <w:r>
-        <w:rPr>
-          <w:b w:val="0"/>
-        </w:rPr>
-        <w:t xml:space="preserve"> p = 0.021; Fig. 6M)</w:t>
-      </w:r>
-      <w:r>
-        <w:rPr>
-          <w:b w:val="0"/>
-          <w:highlight w:val="yellow"/>
-        </w:rPr>
-        <w:t>.</w:t>
-      </w:r>
-      <w:r>
-        <w:rPr>
-          <w:b w:val="0"/>
-        </w:rPr>
-        <w:t xml:space="preserve"> </w:t>
-      </w:r>
-      <w:r>
-        <w:rPr>
-          <w:b w:val="0"/>
-          <w:highlight w:val="yellow"/>
-        </w:rPr>
-        <w:t>Their</w:t>
-      </w:r>
-      <w:r>
-        <w:rPr>
-          <w:b w:val="0"/>
-        </w:rPr>
-        <w:t xml:space="preserve"> shorter </w:t>
-      </w:r>
-      <w:r>
-        <w:rPr>
-          <w:b w:val="0"/>
-          <w:highlight w:val="yellow"/>
-        </w:rPr>
-        <w:t xml:space="preserve">turning </w:t>
-      </w:r>
-      <w:r>
-        <w:rPr>
-          <w:b w:val="0"/>
-        </w:rPr>
-        <w:t>bouts</w:t>
-      </w:r>
-      <w:r>
-        <w:rPr>
-          <w:b w:val="0"/>
-          <w:highlight w:val="yellow"/>
-        </w:rPr>
-        <w:t xml:space="preserve"> were nominal</w:t>
-      </w:r>
-      <w:r>
-        <w:rPr>
-          <w:b w:val="0"/>
-        </w:rPr>
-        <w:t xml:space="preserve"> (β = −0.201, SE = 0.</w:t>
-      </w:r>
-      <w:r>
-        <w:rPr>
-          <w:b w:val="0"/>
-          <w:highlight w:val="yellow"/>
-        </w:rPr>
-        <w:t>090</w:t>
-      </w:r>
-      <w:r>
-        <w:rPr>
-          <w:b w:val="0"/>
-        </w:rPr>
-        <w:t>, z = −2.</w:t>
-      </w:r>
-      <w:r>
-        <w:rPr>
-          <w:b w:val="0"/>
-          <w:highlight w:val="yellow"/>
-        </w:rPr>
-        <w:t>247</w:t>
-      </w:r>
-      <w:r>
-        <w:rPr>
-          <w:b w:val="0"/>
-        </w:rPr>
-        <w:t>, p = 0.</w:t>
-      </w:r>
-      <w:r>
-        <w:rPr>
-          <w:b w:val="0"/>
-          <w:highlight w:val="yellow"/>
-        </w:rPr>
-        <w:t>025)</w:t>
-      </w:r>
-      <w:r>
-        <w:rPr>
-          <w:b w:val="0"/>
-        </w:rPr>
-        <w:t xml:space="preserve"> </w:t>
-      </w:r>
-      <w:r>
-        <w:rPr>
-          <w:b w:val="0"/>
-          <w:highlight w:val="yellow"/>
-        </w:rPr>
-        <w:t>but did not survive FDR correction (BH-FDR</w:t>
-      </w:r>
-      <w:r>
-        <w:rPr>
-          <w:b w:val="0"/>
-        </w:rPr>
-        <w:t xml:space="preserve"> p = 0.</w:t>
-      </w:r>
-      <w:r>
-        <w:rPr>
-          <w:b w:val="0"/>
-          <w:highlight w:val="yellow"/>
-        </w:rPr>
-        <w:t>086</w:t>
-      </w:r>
-      <w:r>
-        <w:rPr>
-          <w:b w:val="0"/>
-        </w:rPr>
-        <w:t>; Fig. 6P)</w:t>
-      </w:r>
-      <w:r>
-        <w:rPr>
-          <w:b w:val="0"/>
-          <w:highlight w:val="yellow"/>
-        </w:rPr>
-        <w:t>.</w:t>
-      </w:r>
-      <w:r>
-        <w:rPr>
-          <w:b w:val="0"/>
-        </w:rPr>
-        <w:t xml:space="preserve"> </w:t>
-      </w:r>
-      <w:r>
-        <w:rPr>
-          <w:b w:val="0"/>
-          <w:highlight w:val="yellow"/>
-        </w:rPr>
-        <w:t>Vulnerable</w:t>
-      </w:r>
-      <w:r>
-        <w:rPr>
-          <w:b w:val="0"/>
-        </w:rPr>
-        <w:t xml:space="preserve"> ELS animals </w:t>
-      </w:r>
-      <w:r>
-        <w:rPr>
-          <w:b w:val="0"/>
-          <w:highlight w:val="yellow"/>
-        </w:rPr>
-        <w:t>had</w:t>
-      </w:r>
-      <w:r>
-        <w:rPr>
-          <w:b w:val="0"/>
-        </w:rPr>
-        <w:t xml:space="preserve"> longer</w:t>
-      </w:r>
-      <w:r>
-        <w:rPr>
-          <w:b w:val="0"/>
-          <w:highlight w:val="yellow"/>
-        </w:rPr>
-        <w:t xml:space="preserve"> sniffing</w:t>
-      </w:r>
-      <w:r>
-        <w:rPr>
-          <w:b w:val="0"/>
-        </w:rPr>
-        <w:t xml:space="preserve"> bouts than controls (β = 0.420, SE = 0.</w:t>
-      </w:r>
-      <w:r>
-        <w:rPr>
-          <w:b w:val="0"/>
-          <w:highlight w:val="yellow"/>
-        </w:rPr>
-        <w:t>131</w:t>
-      </w:r>
-      <w:r>
-        <w:rPr>
-          <w:b w:val="0"/>
-        </w:rPr>
-        <w:t>, z = 3.</w:t>
-      </w:r>
-      <w:r>
-        <w:rPr>
-          <w:b w:val="0"/>
-          <w:highlight w:val="yellow"/>
-        </w:rPr>
-        <w:t>207</w:t>
-      </w:r>
-      <w:r>
-        <w:rPr>
-          <w:b w:val="0"/>
-        </w:rPr>
-        <w:t>, p = 0.</w:t>
-      </w:r>
-      <w:r>
-        <w:rPr>
-          <w:b w:val="0"/>
-          <w:highlight w:val="yellow"/>
-        </w:rPr>
-        <w:t>001, BH-FDR p = 0.005</w:t>
-      </w:r>
-      <w:r>
-        <w:rPr>
-          <w:b w:val="0"/>
-        </w:rPr>
-        <w:t xml:space="preserve">; Fig. 6N). </w:t>
-      </w:r>
-      <w:r>
-        <w:rPr>
-          <w:b w:val="0"/>
-          <w:highlight w:val="yellow"/>
-        </w:rPr>
-        <w:t>Relative</w:t>
-      </w:r>
-      <w:r>
-        <w:rPr>
-          <w:b w:val="0"/>
-        </w:rPr>
-        <w:t xml:space="preserve"> </w:t>
-      </w:r>
-      <w:r>
-        <w:rPr>
-          <w:b w:val="0"/>
-          <w:highlight w:val="yellow"/>
-        </w:rPr>
-        <w:t>to</w:t>
-      </w:r>
-      <w:r>
-        <w:rPr>
-          <w:b w:val="0"/>
-        </w:rPr>
-        <w:t xml:space="preserve"> </w:t>
-      </w:r>
-      <w:r>
-        <w:rPr>
-          <w:b w:val="0"/>
-          <w:highlight w:val="yellow"/>
-        </w:rPr>
-        <w:t>controls,</w:t>
-      </w:r>
-      <w:r>
-        <w:rPr>
-          <w:b w:val="0"/>
-        </w:rPr>
-        <w:t xml:space="preserve"> vulnerable ELS animals showed </w:t>
-      </w:r>
-      <w:r>
-        <w:rPr>
-          <w:b w:val="0"/>
-          <w:highlight w:val="yellow"/>
-        </w:rPr>
-        <w:t>lower</w:t>
-      </w:r>
-      <w:r>
-        <w:rPr>
-          <w:b w:val="0"/>
-        </w:rPr>
-        <w:t xml:space="preserve"> </w:t>
-      </w:r>
-      <w:r>
-        <w:rPr>
-          <w:b w:val="0"/>
-          <w:highlight w:val="yellow"/>
-        </w:rPr>
-        <w:t>Lempel–Ziv</w:t>
-      </w:r>
-      <w:r>
-        <w:rPr>
-          <w:b w:val="0"/>
-        </w:rPr>
-        <w:t xml:space="preserve"> complexity (β = −8.965, SE = 4.417, z = −2.030</w:t>
-      </w:r>
-      <w:r>
-        <w:rPr>
-          <w:b w:val="0"/>
-          <w:highlight w:val="yellow"/>
-        </w:rPr>
-        <w:t>,</w:t>
-      </w:r>
-      <w:r>
-        <w:rPr>
-          <w:b w:val="0"/>
-        </w:rPr>
-        <w:t xml:space="preserve"> p = 0.042, </w:t>
-      </w:r>
-      <w:r>
-        <w:rPr>
-          <w:b w:val="0"/>
-          <w:highlight w:val="yellow"/>
-        </w:rPr>
-        <w:t xml:space="preserve">BH-FDR p = 0.042; </w:t>
-      </w:r>
-      <w:r>
-        <w:rPr>
-          <w:b w:val="0"/>
-        </w:rPr>
-        <w:t xml:space="preserve">Fig. 6W), </w:t>
-      </w:r>
-      <w:r>
-        <w:rPr>
-          <w:b w:val="0"/>
-          <w:highlight w:val="yellow"/>
-        </w:rPr>
-        <w:t>higher</w:t>
-      </w:r>
-      <w:r>
-        <w:rPr>
-          <w:b w:val="0"/>
-        </w:rPr>
-        <w:t xml:space="preserve"> recurrence (β = 0.026, SE = 0.009, z = 3.025, p = 0.003</w:t>
-      </w:r>
-      <w:r>
-        <w:rPr>
-          <w:b w:val="0"/>
-          <w:highlight w:val="yellow"/>
-        </w:rPr>
-        <w:t>, BH-FDR p = 0.010</w:t>
-      </w:r>
-      <w:r>
-        <w:rPr>
-          <w:b w:val="0"/>
-        </w:rPr>
-        <w:t>; Fig. 6X), higher determinism (β =</w:t>
-      </w:r>
-      <w:r>
-        <w:rPr>
-          <w:b w:val="0"/>
-          <w:highlight w:val="yellow"/>
-        </w:rPr>
-        <w:t xml:space="preserve"> </w:t>
-      </w:r>
-      <w:r>
-        <w:rPr>
-          <w:b w:val="0"/>
-        </w:rPr>
-        <w:t>0.010, SE = 0.003, z = 2.799, p = 0.005</w:t>
-      </w:r>
-      <w:r>
-        <w:rPr>
-          <w:b w:val="0"/>
-          <w:highlight w:val="yellow"/>
-        </w:rPr>
-        <w:t>, BH-FDR p = 0.010</w:t>
-      </w:r>
-      <w:r>
-        <w:rPr>
-          <w:b w:val="0"/>
-        </w:rPr>
-        <w:t>; Fig. 6Y), and lower Markov entropy (β = −0.044, SE = 0.021, z = −2.100, p = 0.036</w:t>
-      </w:r>
-      <w:r>
-        <w:rPr>
-          <w:b w:val="0"/>
-          <w:highlight w:val="yellow"/>
-        </w:rPr>
-        <w:t>, BH-FDR p = 0.042</w:t>
-      </w:r>
-      <w:r>
-        <w:rPr>
-          <w:b w:val="0"/>
-        </w:rPr>
-        <w:t>; Fig. 6Z)</w:t>
-      </w:r>
-      <w:r>
-        <w:rPr>
-          <w:b w:val="0"/>
-          <w:highlight w:val="yellow"/>
-        </w:rPr>
-        <w:t>.</w:t>
-      </w:r>
-      <w:r>
-        <w:rPr>
-          <w:b w:val="0"/>
-        </w:rPr>
-        <w:t xml:space="preserve"> </w:t>
-      </w:r>
-      <w:r>
-        <w:rPr>
-          <w:b w:val="0"/>
-          <w:highlight w:val="yellow"/>
-        </w:rPr>
-        <w:t>Resilient</w:t>
-      </w:r>
-      <w:r>
-        <w:rPr>
-          <w:b w:val="0"/>
-        </w:rPr>
-        <w:t xml:space="preserve"> animals </w:t>
-      </w:r>
-      <w:r>
-        <w:rPr>
-          <w:b w:val="0"/>
-          <w:highlight w:val="yellow"/>
-        </w:rPr>
-        <w:t>had lower</w:t>
-      </w:r>
-      <w:r>
-        <w:rPr>
-          <w:b w:val="0"/>
-        </w:rPr>
-        <w:t xml:space="preserve"> recurrence than vulnerable </w:t>
-      </w:r>
-      <w:r>
-        <w:rPr>
-          <w:b w:val="0"/>
-          <w:highlight w:val="yellow"/>
-        </w:rPr>
-        <w:t>animals</w:t>
-      </w:r>
-      <w:r>
-        <w:rPr>
-          <w:b w:val="0"/>
-        </w:rPr>
-        <w:t xml:space="preserve"> (β = −0.033, SE = 0.012, z = −2.755, p = 0.006</w:t>
-      </w:r>
-      <w:r>
-        <w:rPr>
-          <w:b w:val="0"/>
-          <w:highlight w:val="yellow"/>
-        </w:rPr>
-        <w:t>, BH-FDR p = 0.024) and did not differ from controls</w:t>
+          <w:highlight w:val="green"/>
+        </w:rPr>
+        <w:t>(β = −0.033, SE = 0.010, z = −3.253, p = 0.001, BH-FDR p = 0.005)</w:t>
+      </w:r>
+      <w:r>
+        <w:rPr>
+          <w:b w:val="0"/>
+          <w:highlight w:val="yellow"/>
+        </w:rPr>
+        <w:t xml:space="preserve"> and did not differ from controls</w:t>
       </w:r>
       <w:r>
         <w:rPr>

--- a/report/Sanguino-Gómez_coping_strategies_Nature_Neuroscience_highlighted.docx
+++ b/report/Sanguino-Gómez_coping_strategies_Nature_Neuroscience_highlighted.docx
@@ -6150,33 +6150,37 @@
         <w:rPr>
           <w:b w:val="0"/>
         </w:rPr>
-        <w:t xml:space="preserve"> (</w:t>
-      </w:r>
-      <w:r>
-        <w:rPr>
-          <w:b w:val="0"/>
-          <w:highlight w:val="yellow"/>
-        </w:rPr>
-        <w:t xml:space="preserve">Supplementary </w:t>
-      </w:r>
-      <w:r>
-        <w:rPr>
-          <w:b w:val="0"/>
-        </w:rPr>
-        <w:t xml:space="preserve">Fig. </w:t>
-      </w:r>
-      <w:r>
-        <w:rPr>
-          <w:b w:val="0"/>
-          <w:highlight w:val="yellow"/>
-        </w:rPr>
-        <w:t>5A–H</w:t>
-      </w:r>
-      <w:r>
-        <w:rPr>
-          <w:b w:val="0"/>
-        </w:rPr>
-        <w:t xml:space="preserve">). These profiles </w:t>
+        <w:t xml:space="preserve"> </w:t>
+      </w:r>
+      <w:r>
+        <w:rPr>
+          <w:b w:val="0"/>
+          <w:highlight w:val="green"/>
+        </w:rPr>
+        <w:t>(Supplementary Fig. 4A–H)</w:t>
+      </w:r>
+      <w:r>
+        <w:rPr>
+          <w:b w:val="0"/>
+          <w:highlight w:val="yellow"/>
+        </w:rPr>
+      </w:r>
+      <w:r>
+        <w:rPr>
+          <w:b w:val="0"/>
+        </w:rPr>
+      </w:r>
+      <w:r>
+        <w:rPr>
+          <w:b w:val="0"/>
+          <w:highlight w:val="yellow"/>
+        </w:rPr>
+      </w:r>
+      <w:r>
+        <w:rPr>
+          <w:b w:val="0"/>
+        </w:rPr>
+        <w:t xml:space="preserve">. These profiles </w:t>
       </w:r>
       <w:r>
         <w:rPr>
@@ -7329,46 +7333,48 @@
           <w:b w:val="0"/>
           <w:highlight w:val="yellow"/>
         </w:rPr>
-        <w:t>was higher, and Markov entropy was unchanged. When the vulnerable subgroup was analyzed separately, however, it showed significantly lower Simpson diversity and Lempel–Ziv complexity</w:t>
-      </w:r>
-      <w:r>
-        <w:rPr>
-          <w:b w:val="0"/>
-        </w:rPr>
-        <w:t xml:space="preserve">, higher </w:t>
-      </w:r>
-      <w:r>
-        <w:rPr>
-          <w:b w:val="0"/>
-          <w:highlight w:val="yellow"/>
-        </w:rPr>
-        <w:t>recurrence</w:t>
-      </w:r>
-      <w:r>
-        <w:rPr>
-          <w:b w:val="0"/>
-        </w:rPr>
-        <w:t xml:space="preserve"> and </w:t>
-      </w:r>
-      <w:r>
-        <w:rPr>
-          <w:b w:val="0"/>
-          <w:highlight w:val="yellow"/>
-        </w:rPr>
-        <w:t>determinism, and lower</w:t>
-      </w:r>
-      <w:r>
-        <w:rPr>
-          <w:b w:val="0"/>
-        </w:rPr>
-        <w:t xml:space="preserve"> Markov entropy </w:t>
-      </w:r>
-      <w:r>
-        <w:rPr>
-          <w:b w:val="0"/>
-          <w:highlight w:val="yellow"/>
-        </w:rPr>
-        <w:t>than controls. This concentration of effects in vulnerable animals supports behavioral rigidity rather than</w:t>
+        <w:t xml:space="preserve">was higher, and Markov entropy was unchanged. </w:t>
+      </w:r>
+      <w:r>
+        <w:rPr>
+          <w:b w:val="0"/>
+          <w:highlight w:val="green"/>
+        </w:rPr>
+        <w:t>When the vulnerable subgroup was analyzed separately, however, it showed significantly lower Simpson diversity and higher recurrence than controls, together with nominally higher determinism and a trend toward lower Lempel–Ziv complexity; Markov entropy did not differ significantly.</w:t>
+      </w:r>
+      <w:r>
+        <w:rPr>
+          <w:b w:val="0"/>
+        </w:rPr>
+      </w:r>
+      <w:r>
+        <w:rPr>
+          <w:b w:val="0"/>
+          <w:highlight w:val="yellow"/>
+        </w:rPr>
+      </w:r>
+      <w:r>
+        <w:rPr>
+          <w:b w:val="0"/>
+        </w:rPr>
+      </w:r>
+      <w:r>
+        <w:rPr>
+          <w:b w:val="0"/>
+          <w:highlight w:val="yellow"/>
+        </w:rPr>
+      </w:r>
+      <w:r>
+        <w:rPr>
+          <w:b w:val="0"/>
+        </w:rPr>
+      </w:r>
+      <w:r>
+        <w:rPr>
+          <w:b w:val="0"/>
+          <w:highlight w:val="yellow"/>
+        </w:rPr>
+        <w:t xml:space="preserve"> This concentration of effects in vulnerable animals supports behavioral rigidity rather than</w:t>
       </w:r>
       <w:r>
         <w:rPr>
@@ -9496,23 +9502,30 @@
           <w:rFonts w:ascii="Aptos" w:hAnsi="Aptos"/>
           <w:color w:val="4D4D4D"/>
         </w:rPr>
-        <w:t>During the visual inspection, we observed that climbing behavior could not be reliably captured by keypoint MoSeq’s predictions in its default configuration, likely due to the inherent limitations of two-dimensional top-down video in representing vertical movements. To isolate climbing events, we generated a binary mask separating the floor and walls of the cage based on manually annotated corner points from the median background frame of each video. For each frame, we then computed the convex hull of the animal’s DeepLabCut keypoints and quantified the fraction of its area overlapping with the floor (</w:t>
-      </w:r>
-      <w:r>
-        <w:rPr>
-          <w:rFonts w:ascii="Aptos" w:hAnsi="Aptos"/>
-          <w:b/>
-          <w:bCs/>
-          <w:color w:val="4D4D4D"/>
-        </w:rPr>
-        <w:t>Supplementary Figure 4</w:t>
-      </w:r>
-      <w:r>
-        <w:rPr>
-          <w:rFonts w:ascii="Aptos" w:hAnsi="Aptos"/>
-          <w:color w:val="4D4D4D"/>
-        </w:rPr>
-        <w:t xml:space="preserve">). Frames with a floor-overlap ratio </w:t>
+        <w:t xml:space="preserve">During the visual inspection, we observed that climbing behavior could not be reliably captured by keypoint MoSeq’s predictions in its default configuration, likely due to the inherent limitations of two-dimensional top-down video in representing vertical movements. To isolate climbing events, we generated a binary mask separating the floor and walls of the cage based on manually annotated corner points from the median background frame of each video. For each frame, we then computed the convex hull of the animal’s DeepLabCut keypoints and quantified the fraction of its area overlapping with the floor </w:t>
+      </w:r>
+      <w:r>
+        <w:rPr>
+          <w:rFonts w:ascii="Aptos" w:hAnsi="Aptos"/>
+          <w:color w:val="4D4D4D"/>
+          <w:highlight w:val="green"/>
+        </w:rPr>
+        <w:t>(Supplementary Figure 5)</w:t>
+      </w:r>
+      <w:r>
+        <w:rPr>
+          <w:rFonts w:ascii="Aptos" w:hAnsi="Aptos"/>
+          <w:b/>
+          <w:bCs/>
+          <w:color w:val="4D4D4D"/>
+        </w:rPr>
+      </w:r>
+      <w:r>
+        <w:rPr>
+          <w:rFonts w:ascii="Aptos" w:hAnsi="Aptos"/>
+          <w:color w:val="4D4D4D"/>
+        </w:rPr>
+        <w:t xml:space="preserve">. Frames with a floor-overlap ratio </w:t>
       </w:r>
       <w:r>
         <w:rPr>
@@ -14841,20 +14854,26 @@
           <w:b w:val="0"/>
           <w:highlight w:val="yellow"/>
         </w:rPr>
-        <w:t>10 of 719 candidate parameters for each behavior (Supplementary Fig</w:t>
-      </w:r>
-      <w:r>
-        <w:rPr>
-          <w:b w:val="0"/>
-        </w:rPr>
-        <w:t>.</w:t>
-      </w:r>
-      <w:r>
-        <w:rPr>
-          <w:b w:val="0"/>
-          <w:highlight w:val="yellow"/>
-        </w:rPr>
-        <w:t xml:space="preserve"> 5). Each point represents a sampled frame, its horizontal position is the</w:t>
+        <w:t xml:space="preserve">10 of 719 candidate parameters for each behavior </w:t>
+      </w:r>
+      <w:r>
+        <w:rPr>
+          <w:b w:val="0"/>
+          <w:highlight w:val="green"/>
+        </w:rPr>
+        <w:t>(Supplementary Fig. 4)</w:t>
+      </w:r>
+      <w:r>
+        <w:rPr>
+          <w:b w:val="0"/>
+        </w:rPr>
+      </w:r>
+      <w:r>
+        <w:rPr>
+          <w:b w:val="0"/>
+          <w:highlight w:val="yellow"/>
+        </w:rPr>
+        <w:t>. Each point represents a sampled frame, its horizontal position is the</w:t>
       </w:r>
       <w:r>
         <w:rPr>
@@ -19203,27 +19222,125 @@
         <w:rPr>
           <w:color w:val="4D4D4D"/>
         </w:rPr>
-        <w:t xml:space="preserve">. Boxplot of the Simpson diversity index (mean ± SEM). ELS </w:t>
-      </w:r>
-      <w:r>
-        <w:rPr>
-          <w:color w:val="4D4D4D"/>
-          <w:highlight w:val="yellow"/>
-        </w:rPr>
-        <w:t>showed a trend toward lower</w:t>
-      </w:r>
-      <w:r>
-        <w:rPr>
-          <w:color w:val="4D4D4D"/>
-        </w:rPr>
-        <w:t xml:space="preserve"> behavioral motif diversity</w:t>
-      </w:r>
-      <w:r>
-        <w:rPr>
-          <w:color w:val="4D4D4D"/>
-          <w:highlight w:val="yellow"/>
-        </w:rPr>
-        <w:t xml:space="preserve"> (p = 0.055)</w:t>
+        <w:t xml:space="preserve">. Boxplot of the Simpson diversity index (mean ± SEM). </w:t>
+      </w:r>
+      <w:r>
+        <w:rPr>
+          <w:color w:val="4D4D4D"/>
+          <w:highlight w:val="green"/>
+        </w:rPr>
+        <w:t>ELS showed a trend toward lower behavioral motif diversity (p = 0.058).</w:t>
+      </w:r>
+      <w:r>
+        <w:rPr>
+          <w:color w:val="4D4D4D"/>
+          <w:highlight w:val="yellow"/>
+        </w:rPr>
+      </w:r>
+      <w:r>
+        <w:rPr>
+          <w:color w:val="4D4D4D"/>
+        </w:rPr>
+      </w:r>
+      <w:r>
+        <w:rPr>
+          <w:color w:val="4D4D4D"/>
+          <w:highlight w:val="yellow"/>
+        </w:rPr>
+      </w:r>
+      <w:r>
+        <w:rPr>
+          <w:color w:val="4D4D4D"/>
+        </w:rPr>
+        <w:t xml:space="preserve"> </w:t>
+      </w:r>
+      <w:r>
+        <w:rPr>
+          <w:b/>
+          <w:bCs/>
+          <w:color w:val="4D4D4D"/>
+        </w:rPr>
+        <w:t>F</w:t>
+      </w:r>
+      <w:r>
+        <w:rPr>
+          <w:color w:val="4D4D4D"/>
+        </w:rPr>
+        <w:t xml:space="preserve">. Boxplot of the Shannon diversity index (mean ± SEM). No difference between groups. </w:t>
+      </w:r>
+      <w:r>
+        <w:rPr>
+          <w:b/>
+          <w:bCs/>
+          <w:color w:val="4D4D4D"/>
+        </w:rPr>
+        <w:t>G</w:t>
+      </w:r>
+      <w:r>
+        <w:rPr>
+          <w:color w:val="4D4D4D"/>
+        </w:rPr>
+        <w:t xml:space="preserve">. Boxplot of the evenness index (mean ± SEM). Evenness is comparable across groups. </w:t>
+      </w:r>
+      <w:r>
+        <w:rPr>
+          <w:b/>
+          <w:bCs/>
+          <w:color w:val="4D4D4D"/>
+        </w:rPr>
+        <w:t>H</w:t>
+      </w:r>
+      <w:r>
+        <w:rPr>
+          <w:color w:val="4D4D4D"/>
+        </w:rPr>
+        <w:t xml:space="preserve">. Boxplot of the cumulative usage index (mean ± SEM). ELS </w:t>
+      </w:r>
+      <w:r>
+        <w:rPr>
+          <w:color w:val="4D4D4D"/>
+          <w:highlight w:val="yellow"/>
+        </w:rPr>
+        <w:t>increased</w:t>
+      </w:r>
+      <w:r>
+        <w:rPr>
+          <w:color w:val="4D4D4D"/>
+        </w:rPr>
+        <w:t xml:space="preserve"> </w:t>
+      </w:r>
+      <w:r>
+        <w:rPr>
+          <w:color w:val="4D4D4D"/>
+          <w:highlight w:val="yellow"/>
+        </w:rPr>
+        <w:t>the</w:t>
+      </w:r>
+      <w:r>
+        <w:rPr>
+          <w:color w:val="4D4D4D"/>
+        </w:rPr>
+        <w:t xml:space="preserve"> </w:t>
+      </w:r>
+      <w:r>
+        <w:rPr>
+          <w:color w:val="4D4D4D"/>
+          <w:highlight w:val="yellow"/>
+        </w:rPr>
+        <w:t>cumulative</w:t>
+      </w:r>
+      <w:r>
+        <w:rPr>
+          <w:color w:val="4D4D4D"/>
+        </w:rPr>
+        <w:t xml:space="preserve"> usage</w:t>
+      </w:r>
+      <w:r>
+        <w:rPr>
+          <w:color w:val="4D4D4D"/>
+          <w:highlight w:val="yellow"/>
+        </w:rPr>
+        <w:t xml:space="preserve"> index, indicating greater dominance by the most-used motifs</w:t>
       </w:r>
       <w:r>
         <w:rPr>
@@ -19237,100 +19354,6 @@
           <w:bCs/>
           <w:color w:val="4D4D4D"/>
         </w:rPr>
-        <w:t>F</w:t>
-      </w:r>
-      <w:r>
-        <w:rPr>
-          <w:color w:val="4D4D4D"/>
-        </w:rPr>
-        <w:t xml:space="preserve">. Boxplot of the Shannon diversity index (mean ± SEM). No difference between groups. </w:t>
-      </w:r>
-      <w:r>
-        <w:rPr>
-          <w:b/>
-          <w:bCs/>
-          <w:color w:val="4D4D4D"/>
-        </w:rPr>
-        <w:t>G</w:t>
-      </w:r>
-      <w:r>
-        <w:rPr>
-          <w:color w:val="4D4D4D"/>
-        </w:rPr>
-        <w:t xml:space="preserve">. Boxplot of the evenness index (mean ± SEM). Evenness is comparable across groups. </w:t>
-      </w:r>
-      <w:r>
-        <w:rPr>
-          <w:b/>
-          <w:bCs/>
-          <w:color w:val="4D4D4D"/>
-        </w:rPr>
-        <w:t>H</w:t>
-      </w:r>
-      <w:r>
-        <w:rPr>
-          <w:color w:val="4D4D4D"/>
-        </w:rPr>
-        <w:t xml:space="preserve">. Boxplot of the cumulative usage index (mean ± SEM). ELS </w:t>
-      </w:r>
-      <w:r>
-        <w:rPr>
-          <w:color w:val="4D4D4D"/>
-          <w:highlight w:val="yellow"/>
-        </w:rPr>
-        <w:t>increased</w:t>
-      </w:r>
-      <w:r>
-        <w:rPr>
-          <w:color w:val="4D4D4D"/>
-        </w:rPr>
-        <w:t xml:space="preserve"> </w:t>
-      </w:r>
-      <w:r>
-        <w:rPr>
-          <w:color w:val="4D4D4D"/>
-          <w:highlight w:val="yellow"/>
-        </w:rPr>
-        <w:t>the</w:t>
-      </w:r>
-      <w:r>
-        <w:rPr>
-          <w:color w:val="4D4D4D"/>
-        </w:rPr>
-        <w:t xml:space="preserve"> </w:t>
-      </w:r>
-      <w:r>
-        <w:rPr>
-          <w:color w:val="4D4D4D"/>
-          <w:highlight w:val="yellow"/>
-        </w:rPr>
-        <w:t>cumulative</w:t>
-      </w:r>
-      <w:r>
-        <w:rPr>
-          <w:color w:val="4D4D4D"/>
-        </w:rPr>
-        <w:t xml:space="preserve"> usage</w:t>
-      </w:r>
-      <w:r>
-        <w:rPr>
-          <w:color w:val="4D4D4D"/>
-          <w:highlight w:val="yellow"/>
-        </w:rPr>
-        <w:t xml:space="preserve"> index, indicating greater dominance by the most-used motifs</w:t>
-      </w:r>
-      <w:r>
-        <w:rPr>
-          <w:color w:val="4D4D4D"/>
-        </w:rPr>
-        <w:t xml:space="preserve">. </w:t>
-      </w:r>
-      <w:r>
-        <w:rPr>
-          <w:b/>
-          <w:bCs/>
-          <w:color w:val="4D4D4D"/>
-        </w:rPr>
         <w:t>I</w:t>
       </w:r>
       <w:r>
@@ -19377,7 +19400,20 @@
         <w:rPr>
           <w:color w:val="4D4D4D"/>
         </w:rPr>
-        <w:t xml:space="preserve"> bout duration (seconds ± SEM). ELS mice freeze in shorter bouts. </w:t>
+        <w:t xml:space="preserve"> bout duration (seconds ± SEM). </w:t>
+      </w:r>
+      <w:r>
+        <w:rPr>
+          <w:color w:val="4D4D4D"/>
+          <w:highlight w:val="green"/>
+        </w:rPr>
+        <w:t>Freeze bout duration did not differ significantly between groups.</w:t>
+      </w:r>
+      <w:r>
+        <w:rPr>
+          <w:color w:val="4D4D4D"/>
+        </w:rPr>
+        <w:t xml:space="preserve"> </w:t>
       </w:r>
       <w:r>
         <w:rPr>
@@ -19517,33 +19553,37 @@
         <w:rPr>
           <w:color w:val="4D4D4D"/>
         </w:rPr>
-        <w:t xml:space="preserve">. Boxplot of recurrence rate (mean ± SEM). ELS </w:t>
-      </w:r>
-      <w:r>
-        <w:rPr>
-          <w:color w:val="4D4D4D"/>
-          <w:highlight w:val="yellow"/>
-        </w:rPr>
-        <w:t>showed a trend toward higher</w:t>
-      </w:r>
-      <w:r>
-        <w:rPr>
-          <w:color w:val="4D4D4D"/>
-        </w:rPr>
-        <w:t xml:space="preserve"> recurrence</w:t>
-      </w:r>
-      <w:r>
-        <w:rPr>
-          <w:color w:val="4D4D4D"/>
-          <w:highlight w:val="yellow"/>
-        </w:rPr>
-        <w:t xml:space="preserve"> (p = 0.056)</w:t>
-      </w:r>
-      <w:r>
-        <w:rPr>
-          <w:color w:val="4D4D4D"/>
-        </w:rPr>
-        <w:t xml:space="preserve">. </w:t>
+        <w:t xml:space="preserve">. Boxplot of recurrence rate (mean ± SEM). </w:t>
+      </w:r>
+      <w:r>
+        <w:rPr>
+          <w:color w:val="4D4D4D"/>
+          <w:highlight w:val="green"/>
+        </w:rPr>
+        <w:t>ELS showed a trend toward higher recurrence (p = 0.058).</w:t>
+      </w:r>
+      <w:r>
+        <w:rPr>
+          <w:color w:val="4D4D4D"/>
+          <w:highlight w:val="yellow"/>
+        </w:rPr>
+      </w:r>
+      <w:r>
+        <w:rPr>
+          <w:color w:val="4D4D4D"/>
+        </w:rPr>
+      </w:r>
+      <w:r>
+        <w:rPr>
+          <w:color w:val="4D4D4D"/>
+          <w:highlight w:val="yellow"/>
+        </w:rPr>
+      </w:r>
+      <w:r>
+        <w:rPr>
+          <w:color w:val="4D4D4D"/>
+        </w:rPr>
+        <w:t xml:space="preserve"> </w:t>
       </w:r>
       <w:r>
         <w:rPr>
@@ -19557,7 +19597,20 @@
         <w:rPr>
           <w:color w:val="4D4D4D"/>
         </w:rPr>
-        <w:t xml:space="preserve">. Boxplot of determinism index (mean ± SEM). ELS enhances determinism. </w:t>
+        <w:t xml:space="preserve">. Boxplot of determinism index (mean ± SEM). </w:t>
+      </w:r>
+      <w:r>
+        <w:rPr>
+          <w:color w:val="4D4D4D"/>
+          <w:highlight w:val="green"/>
+        </w:rPr>
+        <w:t>ELS showed a trend toward higher determinism (p = 0.075).</w:t>
+      </w:r>
+      <w:r>
+        <w:rPr>
+          <w:color w:val="4D4D4D"/>
+        </w:rPr>
+        <w:t xml:space="preserve"> </w:t>
       </w:r>
       <w:r>
         <w:rPr>
@@ -19817,7 +19870,20 @@
         <w:rPr>
           <w:color w:val="4D4D4D"/>
         </w:rPr>
-        <w:t xml:space="preserve">. Lineplots showing locomotion (mean % ± SEM) over time during FC in control, ELS, and resilient ELS animals. ELS mice showed locomotion suppression during shocks that was absent in resilient animals. </w:t>
+        <w:t xml:space="preserve">. Lineplots showing locomotion (mean % ± SEM) over time during FC in control, ELS, and resilient ELS animals. </w:t>
+      </w:r>
+      <w:r>
+        <w:rPr>
+          <w:color w:val="4D4D4D"/>
+          <w:highlight w:val="green"/>
+        </w:rPr>
+        <w:t>Locomotion declined more steeply over the session in controls than in vulnerable ELS mice; resilient animals did not differ significantly from either group.</w:t>
+      </w:r>
+      <w:r>
+        <w:rPr>
+          <w:color w:val="4D4D4D"/>
+        </w:rPr>
+        <w:t xml:space="preserve"> </w:t>
       </w:r>
       <w:r>
         <w:rPr>
@@ -20433,7 +20499,20 @@
         <w:rPr>
           <w:color w:val="4D4D4D"/>
         </w:rPr>
-        <w:t xml:space="preserve">. Boxplot of the Lempel-Ziv complexity index (mean ± SEM). When analyzed as a subgroup, vulnerable ELS mice show reduced behavioral complexity compared to controls. </w:t>
+        <w:t xml:space="preserve">. Boxplot of the Lempel-Ziv complexity index (mean ± SEM). </w:t>
+      </w:r>
+      <w:r>
+        <w:rPr>
+          <w:color w:val="4D4D4D"/>
+          <w:highlight w:val="green"/>
+        </w:rPr>
+        <w:t>When analyzed as a subgroup, vulnerable ELS mice show a trend toward reduced behavioral complexity compared to controls (p = 0.086).</w:t>
+      </w:r>
+      <w:r>
+        <w:rPr>
+          <w:color w:val="4D4D4D"/>
+        </w:rPr>
+        <w:t xml:space="preserve"> </w:t>
       </w:r>
       <w:r>
         <w:rPr>
@@ -20547,26 +20626,30 @@
           <w:color w:val="4D4D4D"/>
           <w:highlight w:val="yellow"/>
         </w:rPr>
-        <w:t>Vulnerable</w:t>
-      </w:r>
-      <w:r>
-        <w:rPr>
-          <w:color w:val="4D4D4D"/>
-        </w:rPr>
-        <w:t xml:space="preserve"> ELS animals show lower Markov entropy than controls</w:t>
-      </w:r>
-      <w:r>
-        <w:rPr>
-          <w:color w:val="4D4D4D"/>
-          <w:highlight w:val="yellow"/>
-        </w:rPr>
-        <w:t>; resilient mice do not differ significantly from either group</w:t>
-      </w:r>
-      <w:r>
-        <w:rPr>
-          <w:color w:val="4D4D4D"/>
-        </w:rPr>
-        <w:t>. N</w:t>
+      </w:r>
+      <w:r>
+        <w:rPr>
+          <w:color w:val="4D4D4D"/>
+          <w:highlight w:val="green"/>
+        </w:rPr>
+        <w:t>Markov entropy did not differ significantly across groups.</w:t>
+      </w:r>
+      <w:r>
+        <w:rPr>
+          <w:color w:val="4D4D4D"/>
+        </w:rPr>
+      </w:r>
+      <w:r>
+        <w:rPr>
+          <w:color w:val="4D4D4D"/>
+          <w:highlight w:val="yellow"/>
+        </w:rPr>
+      </w:r>
+      <w:r>
+        <w:rPr>
+          <w:color w:val="4D4D4D"/>
+        </w:rPr>
+        <w:t xml:space="preserve"> N</w:t>
       </w:r>
       <w:r>
         <w:rPr>
@@ -21642,32 +21725,433 @@
         <w:spacing w:after="240" w:line="276" w:lineRule="auto"/>
         <w:jc w:val="both"/>
         <w:rPr>
-          <w:color w:val="4D4D4D"/>
-        </w:rPr>
-      </w:pPr>
-      <w:r>
-        <w:rPr>
-          <w:b/>
-          <w:bCs/>
-          <w:color w:val="4D4D4D"/>
-        </w:rPr>
-        <w:t>Supplementary Fig</w:t>
-      </w:r>
-      <w:r>
-        <w:rPr>
-          <w:b/>
-          <w:bCs/>
-          <w:color w:val="4D4D4D"/>
+          <w:b/>
+          <w:bCs/>
+          <w:color w:val="4D4D4D"/>
+        </w:rPr>
+      </w:pPr>
+      <w:r>
+        <w:rPr>
+          <w:b w:val="0"/>
+        </w:rPr>
+      </w:r>
+      <w:r>
+        <w:rPr>
+          <w:b w:val="0"/>
+          <w:highlight w:val="green"/>
+        </w:rPr>
+        <w:t>Supplementary Fig. 4. Class-specific SHAP beeswarm plots</w:t>
+      </w:r>
+      <w:r>
+        <w:rPr>
+          <w:b w:val="0"/>
+          <w:highlight w:val="yellow"/>
+        </w:rPr>
+        <w:t xml:space="preserve"> for </w:t>
+      </w:r>
+      <w:r>
+        <w:rPr>
+          <w:b w:val="0"/>
+        </w:rPr>
+        <w:t xml:space="preserve">A. </w:t>
+      </w:r>
+      <w:r>
+        <w:rPr>
+          <w:b w:val="0"/>
+          <w:highlight w:val="yellow"/>
+        </w:rPr>
+        <w:t>Freeze</w:t>
+      </w:r>
+      <w:r>
+        <w:rPr>
+          <w:b w:val="0"/>
+        </w:rPr>
+        <w:t xml:space="preserve">, B. </w:t>
+      </w:r>
+      <w:r>
+        <w:rPr>
+          <w:b w:val="0"/>
+          <w:highlight w:val="yellow"/>
+        </w:rPr>
+        <w:t>Sniff</w:t>
+      </w:r>
+      <w:r>
+        <w:rPr>
+          <w:b w:val="0"/>
+        </w:rPr>
+        <w:t xml:space="preserve">, C. </w:t>
+      </w:r>
+      <w:r>
+        <w:rPr>
+          <w:b w:val="0"/>
+          <w:highlight w:val="yellow"/>
+        </w:rPr>
+        <w:t>Groom</w:t>
+      </w:r>
+      <w:r>
+        <w:rPr>
+          <w:b w:val="0"/>
+        </w:rPr>
+        <w:t xml:space="preserve">, D. </w:t>
+      </w:r>
+      <w:r>
+        <w:rPr>
+          <w:b w:val="0"/>
+          <w:highlight w:val="yellow"/>
+        </w:rPr>
+        <w:t>Turn</w:t>
+      </w:r>
+      <w:r>
+        <w:rPr>
+          <w:b w:val="0"/>
+        </w:rPr>
+        <w:t xml:space="preserve">, E. </w:t>
+      </w:r>
+      <w:r>
+        <w:rPr>
+          <w:b w:val="0"/>
+          <w:highlight w:val="yellow"/>
+        </w:rPr>
+        <w:t>Locomotion</w:t>
+      </w:r>
+      <w:r>
+        <w:rPr>
+          <w:b w:val="0"/>
+        </w:rPr>
+        <w:t xml:space="preserve">, F. </w:t>
+      </w:r>
+      <w:r>
+        <w:rPr>
+          <w:b w:val="0"/>
+          <w:highlight w:val="yellow"/>
+        </w:rPr>
+        <w:t>Climb</w:t>
+      </w:r>
+      <w:r>
+        <w:rPr>
+          <w:b w:val="0"/>
+        </w:rPr>
+        <w:t xml:space="preserve">, G. </w:t>
+      </w:r>
+      <w:r>
+        <w:rPr>
+          <w:b w:val="0"/>
+          <w:highlight w:val="yellow"/>
+        </w:rPr>
+        <w:t>Jump</w:t>
+      </w:r>
+      <w:r>
+        <w:rPr>
+          <w:b w:val="0"/>
+        </w:rPr>
+        <w:t xml:space="preserve">, </w:t>
+      </w:r>
+      <w:r>
+        <w:rPr>
+          <w:b w:val="0"/>
+          <w:highlight w:val="yellow"/>
+        </w:rPr>
+        <w:t>and</w:t>
+      </w:r>
+      <w:r>
+        <w:rPr>
+          <w:b w:val="0"/>
+        </w:rPr>
+        <w:t xml:space="preserve"> H. </w:t>
+      </w:r>
+      <w:r>
+        <w:rPr>
+          <w:b w:val="0"/>
+          <w:highlight w:val="yellow"/>
+        </w:rPr>
+        <w:t>Unassigned</w:t>
+      </w:r>
+      <w:r>
+        <w:rPr>
+          <w:b w:val="0"/>
+        </w:rPr>
+        <w:t xml:space="preserve"> </w:t>
+      </w:r>
+      <w:r>
+        <w:rPr>
+          <w:b w:val="0"/>
+          <w:highlight w:val="yellow"/>
+        </w:rPr>
+        <w:t>predictions.</w:t>
+      </w:r>
+      <w:r>
+        <w:rPr>
+          <w:b w:val="0"/>
+        </w:rPr>
+        <w:t xml:space="preserve"> </w:t>
+      </w:r>
+      <w:r>
+        <w:rPr>
+          <w:b w:val="0"/>
+          <w:highlight w:val="yellow"/>
+        </w:rPr>
+        <w:t>Each panel shows the 10 highest-ranked features</w:t>
+      </w:r>
+      <w:r>
+        <w:rPr>
+          <w:b w:val="0"/>
+        </w:rPr>
+        <w:t xml:space="preserve"> for </w:t>
+      </w:r>
+      <w:r>
+        <w:rPr>
+          <w:b w:val="0"/>
+          <w:highlight w:val="yellow"/>
+        </w:rPr>
+        <w:t>that</w:t>
+      </w:r>
+      <w:r>
+        <w:rPr>
+          <w:b w:val="0"/>
+        </w:rPr>
+        <w:t xml:space="preserve"> </w:t>
+      </w:r>
+      <w:r>
+        <w:rPr>
+          <w:b w:val="0"/>
+          <w:highlight w:val="yellow"/>
+        </w:rPr>
+        <w:t>class</w:t>
+      </w:r>
+      <w:r>
+        <w:rPr>
+          <w:b w:val="0"/>
+        </w:rPr>
+        <w:t xml:space="preserve"> </w:t>
+      </w:r>
+      <w:r>
+        <w:rPr>
+          <w:b w:val="0"/>
+          <w:highlight w:val="yellow"/>
+        </w:rPr>
+        <w:t>from</w:t>
+      </w:r>
+      <w:r>
+        <w:rPr>
+          <w:b w:val="0"/>
+        </w:rPr>
+        <w:t xml:space="preserve"> the </w:t>
+      </w:r>
+      <w:r>
+        <w:rPr>
+          <w:b w:val="0"/>
+          <w:highlight w:val="yellow"/>
+        </w:rPr>
+        <w:t>719-parameter legacy classifier. Each point represents one</w:t>
+      </w:r>
+      <w:r>
+        <w:rPr>
+          <w:b w:val="0"/>
+        </w:rPr>
+        <w:t xml:space="preserve"> of </w:t>
+      </w:r>
+      <w:r>
+        <w:rPr>
+          <w:b w:val="0"/>
+          <w:highlight w:val="yellow"/>
+        </w:rPr>
+        <w:t>2,638</w:t>
+      </w:r>
+      <w:r>
+        <w:rPr>
+          <w:b w:val="0"/>
+        </w:rPr>
+        <w:t xml:space="preserve"> </w:t>
+      </w:r>
+      <w:r>
+        <w:rPr>
+          <w:b w:val="0"/>
+          <w:highlight w:val="yellow"/>
+        </w:rPr>
+        <w:t>sampled</w:t>
+      </w:r>
+      <w:r>
+        <w:rPr>
+          <w:b w:val="0"/>
+        </w:rPr>
+        <w:t xml:space="preserve"> </w:t>
+      </w:r>
+      <w:r>
+        <w:rPr>
+          <w:b w:val="0"/>
+          <w:highlight w:val="yellow"/>
+        </w:rPr>
+        <w:t>frames;</w:t>
+      </w:r>
+      <w:r>
+        <w:rPr>
+          <w:b w:val="0"/>
+        </w:rPr>
+        <w:t xml:space="preserve"> </w:t>
+      </w:r>
+      <w:r>
+        <w:rPr>
+          <w:b w:val="0"/>
+          <w:highlight w:val="yellow"/>
+        </w:rPr>
+        <w:t>horizontal</w:t>
+      </w:r>
+      <w:r>
+        <w:rPr>
+          <w:b w:val="0"/>
+        </w:rPr>
+        <w:t xml:space="preserve"> </w:t>
+      </w:r>
+      <w:r>
+        <w:rPr>
+          <w:b w:val="0"/>
+          <w:highlight w:val="yellow"/>
+        </w:rPr>
+        <w:t>position</w:t>
+      </w:r>
+      <w:r>
+        <w:rPr>
+          <w:b w:val="0"/>
+        </w:rPr>
+        <w:t xml:space="preserve"> </w:t>
+      </w:r>
+      <w:r>
+        <w:rPr>
+          <w:b w:val="0"/>
+          <w:highlight w:val="yellow"/>
+        </w:rPr>
+        <w:t>is</w:t>
+      </w:r>
+      <w:r>
+        <w:rPr>
+          <w:b w:val="0"/>
+        </w:rPr>
+        <w:t xml:space="preserve"> the </w:t>
+      </w:r>
+      <w:r>
+        <w:rPr>
+          <w:b w:val="0"/>
+          <w:highlight w:val="yellow"/>
+        </w:rPr>
+        <w:t>SHAP</w:t>
+      </w:r>
+      <w:r>
+        <w:rPr>
+          <w:b w:val="0"/>
+        </w:rPr>
+        <w:t xml:space="preserve"> </w:t>
+      </w:r>
+      <w:r>
+        <w:rPr>
+          <w:b w:val="0"/>
+          <w:highlight w:val="yellow"/>
+        </w:rPr>
+        <w:t>contribution</w:t>
+      </w:r>
+      <w:r>
+        <w:rPr>
+          <w:b w:val="0"/>
+        </w:rPr>
+        <w:t xml:space="preserve"> to </w:t>
+      </w:r>
+      <w:r>
+        <w:rPr>
+          <w:b w:val="0"/>
+          <w:highlight w:val="yellow"/>
+        </w:rPr>
+        <w:t>the</w:t>
+      </w:r>
+      <w:r>
+        <w:rPr>
+          <w:b w:val="0"/>
+        </w:rPr>
+        <w:t xml:space="preserve"> </w:t>
+      </w:r>
+      <w:r>
+        <w:rPr>
+          <w:b w:val="0"/>
+          <w:highlight w:val="yellow"/>
+        </w:rPr>
+        <w:t>class output, and color encodes</w:t>
+      </w:r>
+      <w:r>
+        <w:rPr>
+          <w:b w:val="0"/>
+        </w:rPr>
+        <w:t xml:space="preserve"> the </w:t>
+      </w:r>
+      <w:r>
+        <w:rPr>
+          <w:b w:val="0"/>
+          <w:highlight w:val="yellow"/>
+        </w:rPr>
+        <w:t>observed</w:t>
+      </w:r>
+      <w:r>
+        <w:rPr>
+          <w:b w:val="0"/>
+        </w:rPr>
+        <w:t xml:space="preserve"> </w:t>
+      </w:r>
+      <w:r>
+        <w:rPr>
+          <w:b w:val="0"/>
+          <w:highlight w:val="yellow"/>
+        </w:rPr>
+        <w:t>feature value (red, low; blue, high)</w:t>
+      </w:r>
+      <w:r>
+        <w:rPr>
+          <w:b w:val="0"/>
         </w:rPr>
         <w:t>.</w:t>
       </w:r>
       <w:r>
         <w:rPr>
-          <w:b/>
-          <w:bCs/>
-          <w:color w:val="4D4D4D"/>
-        </w:rPr>
-        <w:t xml:space="preserve"> 4. Convex-hull floor-overlap metric allows for climbing identification missed by keypoint MoSeq</w:t>
+          <w:b w:val="0"/>
+          <w:highlight w:val="yellow"/>
+        </w:rPr>
+        <w:t xml:space="preserve"> The vertical line marks zero contribution.</w:t>
+      </w:r>
+    </w:p>
+    <w:p>
+      <w:pPr>
+        <w:spacing w:after="240" w:line="276" w:lineRule="auto"/>
+        <w:jc w:val="both"/>
+        <w:rPr>
+          <w:color w:val="4D4D4D"/>
+        </w:rPr>
+      </w:pPr>
+      <w:r>
+        <w:rPr>
+          <w:b/>
+          <w:bCs/>
+          <w:color w:val="4D4D4D"/>
+        </w:rPr>
+      </w:r>
+      <w:r>
+        <w:rPr>
+          <w:b/>
+          <w:bCs/>
+          <w:color w:val="4D4D4D"/>
+          <w:highlight w:val="green"/>
+        </w:rPr>
+        <w:t>Supplementary Fig. 5. Convex-hull floor-overlap metric</w:t>
+      </w:r>
+      <w:r>
+        <w:rPr>
+          <w:b/>
+          <w:bCs/>
+          <w:color w:val="4D4D4D"/>
+        </w:rPr>
+      </w:r>
+      <w:r>
+        <w:rPr>
+          <w:b/>
+          <w:bCs/>
+          <w:color w:val="4D4D4D"/>
+        </w:rPr>
+        <w:t xml:space="preserve"> allows for climbing identification missed by keypoint MoSeq</w:t>
       </w:r>
       <w:r>
         <w:rPr>
@@ -21681,394 +22165,6 @@
         </w:rPr>
         <w:lastRenderedPageBreak/>
         <w:t>walls (mauve). The convex hull of the animal’s DeepLabCut keypoints is overlaid in dark purple. Numbers above each frame report the proportion of hull area on the floor and on the walls. As the mouse ascends the wall the hull shifts upward, floor overlap falls below 0.8, and wall overlap rises, flagging a climbing episode that keypoint MoSeq alone could not label reliably.</w:t>
-      </w:r>
-    </w:p>
-    <w:p>
-      <w:pPr>
-        <w:spacing w:after="240" w:line="276" w:lineRule="auto"/>
-        <w:jc w:val="both"/>
-        <w:rPr>
-          <w:b/>
-          <w:bCs/>
-          <w:color w:val="4D4D4D"/>
-        </w:rPr>
-      </w:pPr>
-      <w:r>
-        <w:rPr>
-          <w:b w:val="0"/>
-        </w:rPr>
-        <w:t xml:space="preserve">Supplementary Fig. 5. </w:t>
-      </w:r>
-      <w:r>
-        <w:rPr>
-          <w:b w:val="0"/>
-          <w:highlight w:val="yellow"/>
-        </w:rPr>
-        <w:t xml:space="preserve">Class-specific SHAP beeswarm plots for </w:t>
-      </w:r>
-      <w:r>
-        <w:rPr>
-          <w:b w:val="0"/>
-        </w:rPr>
-        <w:t xml:space="preserve">A. </w:t>
-      </w:r>
-      <w:r>
-        <w:rPr>
-          <w:b w:val="0"/>
-          <w:highlight w:val="yellow"/>
-        </w:rPr>
-        <w:t>Freeze</w:t>
-      </w:r>
-      <w:r>
-        <w:rPr>
-          <w:b w:val="0"/>
-        </w:rPr>
-        <w:t xml:space="preserve">, B. </w:t>
-      </w:r>
-      <w:r>
-        <w:rPr>
-          <w:b w:val="0"/>
-          <w:highlight w:val="yellow"/>
-        </w:rPr>
-        <w:t>Sniff</w:t>
-      </w:r>
-      <w:r>
-        <w:rPr>
-          <w:b w:val="0"/>
-        </w:rPr>
-        <w:t xml:space="preserve">, C. </w:t>
-      </w:r>
-      <w:r>
-        <w:rPr>
-          <w:b w:val="0"/>
-          <w:highlight w:val="yellow"/>
-        </w:rPr>
-        <w:t>Groom</w:t>
-      </w:r>
-      <w:r>
-        <w:rPr>
-          <w:b w:val="0"/>
-        </w:rPr>
-        <w:t xml:space="preserve">, D. </w:t>
-      </w:r>
-      <w:r>
-        <w:rPr>
-          <w:b w:val="0"/>
-          <w:highlight w:val="yellow"/>
-        </w:rPr>
-        <w:t>Turn</w:t>
-      </w:r>
-      <w:r>
-        <w:rPr>
-          <w:b w:val="0"/>
-        </w:rPr>
-        <w:t xml:space="preserve">, E. </w:t>
-      </w:r>
-      <w:r>
-        <w:rPr>
-          <w:b w:val="0"/>
-          <w:highlight w:val="yellow"/>
-        </w:rPr>
-        <w:t>Locomotion</w:t>
-      </w:r>
-      <w:r>
-        <w:rPr>
-          <w:b w:val="0"/>
-        </w:rPr>
-        <w:t xml:space="preserve">, F. </w:t>
-      </w:r>
-      <w:r>
-        <w:rPr>
-          <w:b w:val="0"/>
-          <w:highlight w:val="yellow"/>
-        </w:rPr>
-        <w:t>Climb</w:t>
-      </w:r>
-      <w:r>
-        <w:rPr>
-          <w:b w:val="0"/>
-        </w:rPr>
-        <w:t xml:space="preserve">, G. </w:t>
-      </w:r>
-      <w:r>
-        <w:rPr>
-          <w:b w:val="0"/>
-          <w:highlight w:val="yellow"/>
-        </w:rPr>
-        <w:t>Jump</w:t>
-      </w:r>
-      <w:r>
-        <w:rPr>
-          <w:b w:val="0"/>
-        </w:rPr>
-        <w:t xml:space="preserve">, </w:t>
-      </w:r>
-      <w:r>
-        <w:rPr>
-          <w:b w:val="0"/>
-          <w:highlight w:val="yellow"/>
-        </w:rPr>
-        <w:t>and</w:t>
-      </w:r>
-      <w:r>
-        <w:rPr>
-          <w:b w:val="0"/>
-        </w:rPr>
-        <w:t xml:space="preserve"> H. </w:t>
-      </w:r>
-      <w:r>
-        <w:rPr>
-          <w:b w:val="0"/>
-          <w:highlight w:val="yellow"/>
-        </w:rPr>
-        <w:t>Unassigned</w:t>
-      </w:r>
-      <w:r>
-        <w:rPr>
-          <w:b w:val="0"/>
-        </w:rPr>
-        <w:t xml:space="preserve"> </w:t>
-      </w:r>
-      <w:r>
-        <w:rPr>
-          <w:b w:val="0"/>
-          <w:highlight w:val="yellow"/>
-        </w:rPr>
-        <w:t>predictions.</w:t>
-      </w:r>
-      <w:r>
-        <w:rPr>
-          <w:b w:val="0"/>
-        </w:rPr>
-        <w:t xml:space="preserve"> </w:t>
-      </w:r>
-      <w:r>
-        <w:rPr>
-          <w:b w:val="0"/>
-          <w:highlight w:val="yellow"/>
-        </w:rPr>
-        <w:t>Each panel shows the 10 highest-ranked features</w:t>
-      </w:r>
-      <w:r>
-        <w:rPr>
-          <w:b w:val="0"/>
-        </w:rPr>
-        <w:t xml:space="preserve"> for </w:t>
-      </w:r>
-      <w:r>
-        <w:rPr>
-          <w:b w:val="0"/>
-          <w:highlight w:val="yellow"/>
-        </w:rPr>
-        <w:t>that</w:t>
-      </w:r>
-      <w:r>
-        <w:rPr>
-          <w:b w:val="0"/>
-        </w:rPr>
-        <w:t xml:space="preserve"> </w:t>
-      </w:r>
-      <w:r>
-        <w:rPr>
-          <w:b w:val="0"/>
-          <w:highlight w:val="yellow"/>
-        </w:rPr>
-        <w:t>class</w:t>
-      </w:r>
-      <w:r>
-        <w:rPr>
-          <w:b w:val="0"/>
-        </w:rPr>
-        <w:t xml:space="preserve"> </w:t>
-      </w:r>
-      <w:r>
-        <w:rPr>
-          <w:b w:val="0"/>
-          <w:highlight w:val="yellow"/>
-        </w:rPr>
-        <w:t>from</w:t>
-      </w:r>
-      <w:r>
-        <w:rPr>
-          <w:b w:val="0"/>
-        </w:rPr>
-        <w:t xml:space="preserve"> the </w:t>
-      </w:r>
-      <w:r>
-        <w:rPr>
-          <w:b w:val="0"/>
-          <w:highlight w:val="yellow"/>
-        </w:rPr>
-        <w:t>719-parameter legacy classifier. Each point represents one</w:t>
-      </w:r>
-      <w:r>
-        <w:rPr>
-          <w:b w:val="0"/>
-        </w:rPr>
-        <w:t xml:space="preserve"> of </w:t>
-      </w:r>
-      <w:r>
-        <w:rPr>
-          <w:b w:val="0"/>
-          <w:highlight w:val="yellow"/>
-        </w:rPr>
-        <w:t>2,638</w:t>
-      </w:r>
-      <w:r>
-        <w:rPr>
-          <w:b w:val="0"/>
-        </w:rPr>
-        <w:t xml:space="preserve"> </w:t>
-      </w:r>
-      <w:r>
-        <w:rPr>
-          <w:b w:val="0"/>
-          <w:highlight w:val="yellow"/>
-        </w:rPr>
-        <w:t>sampled</w:t>
-      </w:r>
-      <w:r>
-        <w:rPr>
-          <w:b w:val="0"/>
-        </w:rPr>
-        <w:t xml:space="preserve"> </w:t>
-      </w:r>
-      <w:r>
-        <w:rPr>
-          <w:b w:val="0"/>
-          <w:highlight w:val="yellow"/>
-        </w:rPr>
-        <w:t>frames;</w:t>
-      </w:r>
-      <w:r>
-        <w:rPr>
-          <w:b w:val="0"/>
-        </w:rPr>
-        <w:t xml:space="preserve"> </w:t>
-      </w:r>
-      <w:r>
-        <w:rPr>
-          <w:b w:val="0"/>
-          <w:highlight w:val="yellow"/>
-        </w:rPr>
-        <w:t>horizontal</w:t>
-      </w:r>
-      <w:r>
-        <w:rPr>
-          <w:b w:val="0"/>
-        </w:rPr>
-        <w:t xml:space="preserve"> </w:t>
-      </w:r>
-      <w:r>
-        <w:rPr>
-          <w:b w:val="0"/>
-          <w:highlight w:val="yellow"/>
-        </w:rPr>
-        <w:t>position</w:t>
-      </w:r>
-      <w:r>
-        <w:rPr>
-          <w:b w:val="0"/>
-        </w:rPr>
-        <w:t xml:space="preserve"> </w:t>
-      </w:r>
-      <w:r>
-        <w:rPr>
-          <w:b w:val="0"/>
-          <w:highlight w:val="yellow"/>
-        </w:rPr>
-        <w:t>is</w:t>
-      </w:r>
-      <w:r>
-        <w:rPr>
-          <w:b w:val="0"/>
-        </w:rPr>
-        <w:t xml:space="preserve"> the </w:t>
-      </w:r>
-      <w:r>
-        <w:rPr>
-          <w:b w:val="0"/>
-          <w:highlight w:val="yellow"/>
-        </w:rPr>
-        <w:t>SHAP</w:t>
-      </w:r>
-      <w:r>
-        <w:rPr>
-          <w:b w:val="0"/>
-        </w:rPr>
-        <w:t xml:space="preserve"> </w:t>
-      </w:r>
-      <w:r>
-        <w:rPr>
-          <w:b w:val="0"/>
-          <w:highlight w:val="yellow"/>
-        </w:rPr>
-        <w:t>contribution</w:t>
-      </w:r>
-      <w:r>
-        <w:rPr>
-          <w:b w:val="0"/>
-        </w:rPr>
-        <w:t xml:space="preserve"> to </w:t>
-      </w:r>
-      <w:r>
-        <w:rPr>
-          <w:b w:val="0"/>
-          <w:highlight w:val="yellow"/>
-        </w:rPr>
-        <w:t>the</w:t>
-      </w:r>
-      <w:r>
-        <w:rPr>
-          <w:b w:val="0"/>
-        </w:rPr>
-        <w:t xml:space="preserve"> </w:t>
-      </w:r>
-      <w:r>
-        <w:rPr>
-          <w:b w:val="0"/>
-          <w:highlight w:val="yellow"/>
-        </w:rPr>
-        <w:t>class output, and color encodes</w:t>
-      </w:r>
-      <w:r>
-        <w:rPr>
-          <w:b w:val="0"/>
-        </w:rPr>
-        <w:t xml:space="preserve"> the </w:t>
-      </w:r>
-      <w:r>
-        <w:rPr>
-          <w:b w:val="0"/>
-          <w:highlight w:val="yellow"/>
-        </w:rPr>
-        <w:t>observed</w:t>
-      </w:r>
-      <w:r>
-        <w:rPr>
-          <w:b w:val="0"/>
-        </w:rPr>
-        <w:t xml:space="preserve"> </w:t>
-      </w:r>
-      <w:r>
-        <w:rPr>
-          <w:b w:val="0"/>
-          <w:highlight w:val="yellow"/>
-        </w:rPr>
-        <w:t>feature value (red, low; blue, high)</w:t>
-      </w:r>
-      <w:r>
-        <w:rPr>
-          <w:b w:val="0"/>
-        </w:rPr>
-        <w:t>.</w:t>
-      </w:r>
-      <w:r>
-        <w:rPr>
-          <w:b w:val="0"/>
-          <w:highlight w:val="yellow"/>
-        </w:rPr>
-        <w:t xml:space="preserve"> The vertical line marks zero contribution.</w:t>
       </w:r>
     </w:p>
     <w:p>
